--- a/docs/coreasoning-blinded.docx
+++ b/docs/coreasoning-blinded.docx
@@ -270,13 +270,13 @@
         <w:t xml:space="preserve"> </w:t>
       </w:r>
       <w:r>
-        <w:t xml:space="preserve">interactions) and corrective editing (about 2.5%) are rare, the very under-judging and under-steering a</w:t>
-      </w:r>
-      <w:r>
-        <w:t xml:space="preserve"> </w:t>
-      </w:r>
-      <w:r>
-        <w:t xml:space="preserve">competency model must target.</w:t>
+        <w:t xml:space="preserve">interactions) and corrective editing (about 2.5%) are rare. This is the very under-judging and</w:t>
+      </w:r>
+      <w:r>
+        <w:t xml:space="preserve"> </w:t>
+      </w:r>
+      <w:r>
+        <w:t xml:space="preserve">under-steering a competency model must target.</w:t>
       </w:r>
     </w:p>
     <w:p>
@@ -488,7 +488,7 @@
               <a:graphicData uri="http://schemas.openxmlformats.org/drawingml/2006/picture">
                 <pic:pic>
                   <pic:nvPicPr>
-                    <pic:cNvPr descr="E:/tmp/html2doc_svg_yabKUs/svg_0.png" id="12" name="Picture"/>
+                    <pic:cNvPr descr="E:/tmp/html2doc_svg_0IleLr/svg_0.png" id="12" name="Picture"/>
                     <pic:cNvPicPr>
                       <a:picLocks noChangeArrowheads="1" noChangeAspect="1"/>
                     </pic:cNvPicPr>
@@ -1558,7 +1558,7 @@
               <a:graphicData uri="http://schemas.openxmlformats.org/drawingml/2006/picture">
                 <pic:pic>
                   <pic:nvPicPr>
-                    <pic:cNvPr descr="E:/tmp/html2doc_svg_yabKUs/svg_1.png" id="17" name="Picture"/>
+                    <pic:cNvPr descr="E:/tmp/html2doc_svg_0IleLr/svg_1.png" id="17" name="Picture"/>
                     <pic:cNvPicPr>
                       <a:picLocks noChangeArrowheads="1" noChangeAspect="1"/>
                     </pic:cNvPicPr>

--- a/docs/coreasoning-blinded.docx
+++ b/docs/coreasoning-blinded.docx
@@ -488,7 +488,7 @@
               <a:graphicData uri="http://schemas.openxmlformats.org/drawingml/2006/picture">
                 <pic:pic>
                   <pic:nvPicPr>
-                    <pic:cNvPr descr="E:/tmp/html2doc_svg_0IleLr/svg_0.png" id="12" name="Picture"/>
+                    <pic:cNvPr descr="E:/tmp/html2doc_svg_WivCVu/svg_0.png" id="12" name="Picture"/>
                     <pic:cNvPicPr>
                       <a:picLocks noChangeArrowheads="1" noChangeAspect="1"/>
                     </pic:cNvPicPr>
@@ -1558,7 +1558,7 @@
               <a:graphicData uri="http://schemas.openxmlformats.org/drawingml/2006/picture">
                 <pic:pic>
                   <pic:nvPicPr>
-                    <pic:cNvPr descr="E:/tmp/html2doc_svg_0IleLr/svg_1.png" id="17" name="Picture"/>
+                    <pic:cNvPr descr="E:/tmp/html2doc_svg_WivCVu/svg_1.png" id="17" name="Picture"/>
                     <pic:cNvPicPr>
                       <a:picLocks noChangeArrowheads="1" noChangeAspect="1"/>
                     </pic:cNvPicPr>

--- a/docs/coreasoning-blinded.docx
+++ b/docs/coreasoning-blinded.docx
@@ -488,7 +488,7 @@
               <a:graphicData uri="http://schemas.openxmlformats.org/drawingml/2006/picture">
                 <pic:pic>
                   <pic:nvPicPr>
-                    <pic:cNvPr descr="E:/tmp/html2doc_svg_WivCVu/svg_0.png" id="12" name="Picture"/>
+                    <pic:cNvPr descr="E:/tmp/html2doc_svg_U7LQ2J/svg_0.png" id="12" name="Picture"/>
                     <pic:cNvPicPr>
                       <a:picLocks noChangeArrowheads="1" noChangeAspect="1"/>
                     </pic:cNvPicPr>
@@ -1558,7 +1558,7 @@
               <a:graphicData uri="http://schemas.openxmlformats.org/drawingml/2006/picture">
                 <pic:pic>
                   <pic:nvPicPr>
-                    <pic:cNvPr descr="E:/tmp/html2doc_svg_WivCVu/svg_1.png" id="17" name="Picture"/>
+                    <pic:cNvPr descr="E:/tmp/html2doc_svg_U7LQ2J/svg_1.png" id="17" name="Picture"/>
                     <pic:cNvPicPr>
                       <a:picLocks noChangeArrowheads="1" noChangeAspect="1"/>
                     </pic:cNvPicPr>
@@ -8363,6 +8363,34 @@
       </w:r>
       <w:r>
         <w:t xml:space="preserve">repository (URL withheld to preserve anonymous review; available to the editors on request).</w:t>
+      </w:r>
+    </w:p>
+    <w:p>
+      <w:pPr>
+        <w:pStyle w:val="BodyText"/>
+        <w:jc w:val="both"/>
+        <w:keepNext w:val="0"/>
+        <w:keepLines w:val="0"/>
+        <w:widowControl w:val="1"/>
+      </w:pPr>
+      <w:r>
+        <w:rPr>
+          <w:b/>
+          <w:bCs/>
+        </w:rPr>
+        <w:t xml:space="preserve">Code availability.</w:t>
+      </w:r>
+      <w:r>
+        <w:t xml:space="preserve"> </w:t>
+      </w:r>
+      <w:r>
+        <w:t xml:space="preserve">The scoring-engine source code (the 16-prompt instrument) is released in the same</w:t>
+      </w:r>
+      <w:r>
+        <w:t xml:space="preserve"> </w:t>
+      </w:r>
+      <w:r>
+        <w:t xml:space="preserve">public repository as the data (URL withheld to preserve anonymous review; available to the editors on request).</w:t>
       </w:r>
     </w:p>
     <w:p>

--- a/docs/coreasoning-blinded.docx
+++ b/docs/coreasoning-blinded.docx
@@ -59,7 +59,7 @@
         <w:widowControl w:val="1"/>
       </w:pPr>
       <w:r>
-        <w:t xml:space="preserve">Generative AI makes answers cheap and understanding scarce: a university student can now produce fluent work without doing the thinking a degree is meant to develop. The competency that matters is therefore no longer solving a problem unaided, but working well with a fallible machine, framing an ill-defined task, judging what the model returns, and steering it toward something better. Yet this ability is rarely assessed in its own right, and where it is measured it collapses into a single "prompting" score that cannot say</w:t>
+        <w:t xml:space="preserve">Generative AI makes answers cheap and understanding scarce: a university student can now produce fluent work without the thinking a degree should develop. The competency that matters is no longer solving a problem unaided but working well with a fallible machine: framing an ill-defined task, judging what the model returns, and steering it. Yet this ability is rarely assessed on its own; where measured, it collapses into a single "prompting" score that cannot say</w:t>
       </w:r>
       <w:r>
         <w:t xml:space="preserve"> </w:t>
@@ -75,7 +75,7 @@
         <w:t xml:space="preserve"> </w:t>
       </w:r>
       <w:r>
-        <w:t xml:space="preserve">a student's AI use succeeded or failed. We propose CoRe-3 (Co-Reasoning), a competency model that factors productive AI use into three assessable skills, which we abbreviate FJS: Framing (specifying an ill-defined task before invoking AI), Judging (evaluating the output for errors and unstated assumptions), and Steering (iteratively redirecting the model). Its distinguishing claim is the separation of pre-generation Framing from post-generation Steering, with Judging as the gate between. We ground the three skills in metacognition and self-regulated learning theory, state five testable propositions, and instantiate them in an open web platform that presents deliberately flawed AI output and scores each skill independently. Over simulated learners of controlled competence, generated by one model and graded by another, the three grades dissociate: each tracks its own manipulated skill while staying flat in the others, and they become correlated only when a single ability is shared across all three. This convergent-and-discriminant pattern, the signature of a valid measure, replicates across grader backends from two vendors. The paper contributes a theoretically grounded, higher-education-ready decomposition of productive AI use, a feasibility demonstration that the three skills can be scored automatically, and a released instrument, dataset, and prepared human-rater protocol. Human-rater agreement and learning outcomes are the next steps.</w:t>
+        <w:t xml:space="preserve">AI use succeeded or failed. We propose CoRe-3 (Co-Reasoning), a competency model that factors productive AI use into three assessable skills, abbreviated FJS: Framing (specifying an ill-defined task before invoking AI), Judging (evaluating the output for errors and unstated assumptions), and Steering (iteratively redirecting the model). Its distinguishing claim is the separation of pre-generation Framing from post-generation Steering, with Judging as the gate between. We ground the skills in metacognition and self-regulated learning theory, state five testable propositions, and instantiate them in an open web platform that scores each skill independently. Over simulated learners of controlled competence graded by a different model, the three grades dissociate: each tracks its own manipulated skill while staying flat in the others, and they correlate only when a single ability is shared across all three, the convergent-and-discriminant signature of a valid measure, replicated across grader backends from two vendors. We release the instrument, data, and a prepared human-rater protocol; human-rater agreement and learning outcomes are next.</w:t>
       </w:r>
     </w:p>
     <w:bookmarkEnd w:id="9"/>
@@ -488,7 +488,7 @@
               <a:graphicData uri="http://schemas.openxmlformats.org/drawingml/2006/picture">
                 <pic:pic>
                   <pic:nvPicPr>
-                    <pic:cNvPr descr="E:/tmp/html2doc_svg_U7LQ2J/svg_0.png" id="12" name="Picture"/>
+                    <pic:cNvPr descr="E:/tmp/html2doc_svg_xhOEpL/svg_0.png" id="12" name="Picture"/>
                     <pic:cNvPicPr>
                       <a:picLocks noChangeArrowheads="1" noChangeAspect="1"/>
                     </pic:cNvPicPr>
@@ -1558,7 +1558,7 @@
               <a:graphicData uri="http://schemas.openxmlformats.org/drawingml/2006/picture">
                 <pic:pic>
                   <pic:nvPicPr>
-                    <pic:cNvPr descr="E:/tmp/html2doc_svg_U7LQ2J/svg_1.png" id="17" name="Picture"/>
+                    <pic:cNvPr descr="E:/tmp/html2doc_svg_xhOEpL/svg_1.png" id="17" name="Picture"/>
                     <pic:cNvPicPr>
                       <a:picLocks noChangeArrowheads="1" noChangeAspect="1"/>
                     </pic:cNvPicPr>
@@ -8378,34 +8378,6 @@
           <w:b/>
           <w:bCs/>
         </w:rPr>
-        <w:t xml:space="preserve">Code availability.</w:t>
-      </w:r>
-      <w:r>
-        <w:t xml:space="preserve"> </w:t>
-      </w:r>
-      <w:r>
-        <w:t xml:space="preserve">The scoring-engine source code (the 16-prompt instrument) is released in the same</w:t>
-      </w:r>
-      <w:r>
-        <w:t xml:space="preserve"> </w:t>
-      </w:r>
-      <w:r>
-        <w:t xml:space="preserve">public repository as the data (URL withheld to preserve anonymous review; available to the editors on request).</w:t>
-      </w:r>
-    </w:p>
-    <w:p>
-      <w:pPr>
-        <w:pStyle w:val="BodyText"/>
-        <w:jc w:val="both"/>
-        <w:keepNext w:val="0"/>
-        <w:keepLines w:val="0"/>
-        <w:widowControl w:val="1"/>
-      </w:pPr>
-      <w:r>
-        <w:rPr>
-          <w:b/>
-          <w:bCs/>
-        </w:rPr>
         <w:t xml:space="preserve">Competing interests.</w:t>
       </w:r>
       <w:r>
@@ -10744,6 +10716,7 @@
       <w:footerReference w:type="default" r:id="rId9"/>
       <w:pgSz w:h="15840" w:w="12240"/>
       <w:pgMar w:bottom="1440" w:footer="720" w:gutter="0" w:header="720" w:left="1440" w:right="1440" w:top="1440"/>
+      <w:lnNumType w:countBy="1" w:start="1" w:restart="continuous" w:distance="360"/>
       <w:cols w:space="720"/>
       <w:docGrid w:linePitch="360"/>
     </w:sectPr>
@@ -11467,7 +11440,7 @@
     <w:rsid w:val="00FC693F"/>
     <w:pPr>
       <w:keepNext w:val="0"/>
-      <w:spacing w:after="0" w:before="0" w:line="276" w:lineRule="auto"/>
+      <w:spacing w:after="0" w:before="0" w:line="360" w:lineRule="auto"/>
     </w:pPr>
     <w:rPr>
       <w:rFonts w:ascii="Georgia" w:hAnsi="Georgia"/>
@@ -11918,8 +11891,8 @@
     <w:rsid w:val="00AA1D8D"/>
     <w:pPr>
       <w:keepNext w:val="0"/>
-      <w:spacing w:after="0" w:before="0" w:line="276" w:lineRule="auto"/>
-      <w:ind w:firstLine="360"/>
+      <w:spacing w:after="0" w:before="0" w:line="360" w:lineRule="auto"/>
+      <w:ind w:firstLine="720"/>
       <w:jc w:val="both"/>
     </w:pPr>
     <w:rPr>
@@ -23184,7 +23157,7 @@
     <w:basedOn w:val="BodyText"/>
     <w:pPr>
       <w:keepNext w:val="0"/>
-      <w:spacing w:after="0" w:before="0" w:line="276" w:lineRule="auto"/>
+      <w:spacing w:after="0" w:before="0" w:line="360" w:lineRule="auto"/>
       <w:ind w:firstLine="0"/>
       <w:jc w:val="both"/>
     </w:pPr>
@@ -23255,7 +23228,7 @@
       <w:rFonts w:ascii="Georgia" w:hAnsi="Georgia"/>
       <w:b w:val="0"/>
       <w:i/>
-      <w:sz w:val="19"/>
+      <w:sz w:val="20"/>
     </w:rPr>
   </w:style>
   <w:style w:customStyle="1" w:styleId="TableCaption" w:type="paragraph">
@@ -23270,7 +23243,7 @@
       <w:rFonts w:ascii="Georgia" w:hAnsi="Georgia"/>
       <w:b w:val="0"/>
       <w:i/>
-      <w:sz w:val="19"/>
+      <w:sz w:val="20"/>
     </w:rPr>
   </w:style>
   <w:style w:customStyle="1" w:styleId="ReferencesHeading" w:type="paragraph">

--- a/docs/coreasoning-blinded.docx
+++ b/docs/coreasoning-blinded.docx
@@ -2,7 +2,7 @@
 <file path=word/document.xml><?xml version="1.0" encoding="utf-8"?>
 <w:document xmlns:w="http://schemas.openxmlformats.org/wordprocessingml/2006/main" xmlns:m="http://schemas.openxmlformats.org/officeDocument/2006/math" xmlns:r="http://schemas.openxmlformats.org/officeDocument/2006/relationships" xmlns:o="urn:schemas-microsoft-com:office:office" xmlns:v="urn:schemas-microsoft-com:vml" xmlns:w10="urn:schemas-microsoft-com:office:word" xmlns:a="http://schemas.openxmlformats.org/drawingml/2006/main" xmlns:pic="http://schemas.openxmlformats.org/drawingml/2006/picture" xmlns:wp="http://schemas.openxmlformats.org/drawingml/2006/wordprocessingDrawing">
   <w:body>
-    <w:bookmarkStart w:id="41" w:name="X802fd80df72a8374afe940d19691278ee456611"/>
+    <w:bookmarkStart w:id="42" w:name="X802fd80df72a8374afe940d19691278ee456611"/>
     <w:p>
       <w:pPr>
         <w:pStyle w:val="Title"/>
@@ -59,7 +59,7 @@
         <w:widowControl w:val="1"/>
       </w:pPr>
       <w:r>
-        <w:t xml:space="preserve">Generative AI makes answers cheap and understanding scarce: a university student can now produce fluent work without the thinking a degree should develop. The competency that matters is no longer solving a problem unaided but working well with a fallible machine: framing an ill-defined task, judging what the model returns, and steering it. Yet this ability is rarely assessed on its own; where measured, it collapses into a single "prompting" score that cannot say</w:t>
+        <w:t xml:space="preserve">Generative AI makes answers cheap and understanding scarce: students can now produce fluent work without the thinking a degree should develop. The competency that matters is no longer solving a problem unaided but working well with a fallible machine. Yet this ability is rarely assessed on its own; where measured, it collapses into a single "prompting" score that cannot say</w:t>
       </w:r>
       <w:r>
         <w:t xml:space="preserve"> </w:t>
@@ -75,7 +75,7 @@
         <w:t xml:space="preserve"> </w:t>
       </w:r>
       <w:r>
-        <w:t xml:space="preserve">AI use succeeded or failed. We propose CoRe-3 (Co-Reasoning), a competency model that factors productive AI use into three assessable skills, abbreviated FJS: Framing (specifying an ill-defined task before invoking AI), Judging (evaluating the output for errors and unstated assumptions), and Steering (iteratively redirecting the model). Its distinguishing claim is the separation of pre-generation Framing from post-generation Steering, with Judging as the gate between. We ground the skills in metacognition and self-regulated learning theory, state five testable propositions, and instantiate them in an open web platform that scores each skill independently. Over simulated learners of controlled competence graded by a different model, the three grades dissociate: each tracks its own manipulated skill while staying flat in the others, and they correlate only when a single ability is shared across all three, the convergent-and-discriminant signature of a valid measure, replicated across grader backends from two vendors. We release the instrument, data, and a prepared human-rater protocol; human-rater agreement and learning outcomes are next.</w:t>
+        <w:t xml:space="preserve">AI use succeeded or failed. We propose CoRe-3 (Co-Reasoning), a competency model that factors productive AI use into three assessable skills, abbreviated FJS: Framing (structuring the task before invoking AI), Judging (evaluating the output), and Steering (redirecting the model). Its distinguishing claim is the separation of pre-generation Framing from post-generation Steering, with Judging as the gate between. We ground the skills in metacognition and self-regulated learning theory, state five testable propositions, and instantiate them in an open platform that scores each skill independently. Over simulated learners of controlled competence, graded by a different model from a different vendor and with the free-text skills scored blind to the intended competence, the three grades dissociate: each tracks its own manipulated skill while staying flat in the others, and correlate only when one ability is shared across all three, the convergent-and-discriminant signature of a valid measure. We release the instrument, the data, and a runnable human-rater protocol, positioning this as the construct-separability stage of a validity program whose human-agreement and efficacy stages are specified and ready to run.</w:t>
       </w:r>
     </w:p>
     <w:bookmarkEnd w:id="9"/>
@@ -488,7 +488,7 @@
               <a:graphicData uri="http://schemas.openxmlformats.org/drawingml/2006/picture">
                 <pic:pic>
                   <pic:nvPicPr>
-                    <pic:cNvPr descr="E:/tmp/html2doc_svg_xhOEpL/svg_0.png" id="12" name="Picture"/>
+                    <pic:cNvPr descr="E:/tmp/html2doc_svg_UKt5P2/svg_0.png" id="12" name="Picture"/>
                     <pic:cNvPicPr>
                       <a:picLocks noChangeArrowheads="1" noChangeAspect="1"/>
                     </pic:cNvPicPr>
@@ -761,7 +761,7 @@
         <w:t xml:space="preserve"> </w:t>
       </w:r>
       <w:r>
-        <w:t xml:space="preserve">This paper makes the following contributions:</w:t>
+        <w:t xml:space="preserve">This paper makes the following contributions, spanning a theoretical framework and its novelty positioning (1-4), a feasibility demonstration (5), and a released artifact and protocol (6):</w:t>
       </w:r>
     </w:p>
     <w:p>
@@ -995,19 +995,28 @@
           <w:b/>
           <w:bCs/>
         </w:rPr>
-        <w:t xml:space="preserve">A reproducible, released artifact</w:t>
-      </w:r>
-      <w:r>
-        <w:t xml:space="preserve"> </w:t>
-      </w:r>
-      <w:r>
-        <w:t xml:space="preserve">(the assessment instrument and the experiment data) together</w:t>
-      </w:r>
-      <w:r>
-        <w:t xml:space="preserve"> </w:t>
-      </w:r>
-      <w:r>
-        <w:t xml:space="preserve">with a fully prepared human-rater validation protocol for the community to run.</w:t>
+        <w:t xml:space="preserve">A released, runnable validation package</w:t>
+      </w:r>
+      <w:r>
+        <w:t xml:space="preserve">: the assessment instrument, the experiment data, a</w:t>
+      </w:r>
+      <w:r>
+        <w:t xml:space="preserve"> </w:t>
+      </w:r>
+      <w:r>
+        <w:t xml:space="preserve">scoring codebook, per-rater task files with hidden ground truth, and seed-fixed agreement-scoring</w:t>
+      </w:r>
+      <w:r>
+        <w:t xml:space="preserve"> </w:t>
+      </w:r>
+      <w:r>
+        <w:t xml:space="preserve">scripts, so the human-agreement study is executable on rater recruitment alone, not a methodological</w:t>
+      </w:r>
+      <w:r>
+        <w:t xml:space="preserve"> </w:t>
+      </w:r>
+      <w:r>
+        <w:t xml:space="preserve">sketch.</w:t>
       </w:r>
     </w:p>
     <w:p>
@@ -1019,26 +1028,31 @@
         <w:widowControl w:val="1"/>
       </w:pPr>
       <w:r>
-        <w:t xml:space="preserve">The empirical material is a feasibility demonstration of</w:t>
-      </w:r>
-      <w:r>
-        <w:t xml:space="preserve"> </w:t>
-      </w:r>
-      <w:r>
-        <w:rPr>
-          <w:i/>
-          <w:iCs/>
-        </w:rPr>
-        <w:t xml:space="preserve">construct separability and measurability</w:t>
-      </w:r>
-      <w:r>
-        <w:t xml:space="preserve">;</w:t>
-      </w:r>
-      <w:r>
-        <w:t xml:space="preserve"> </w:t>
-      </w:r>
-      <w:r>
-        <w:t xml:space="preserve">the efficacy study that tests learning outcomes is the next stage of the program (Section 9.3).</w:t>
+        <w:t xml:space="preserve">Following the argument-based validity tradition (Kane, 2013; Messick, 1995), instrument development</w:t>
+      </w:r>
+      <w:r>
+        <w:t xml:space="preserve"> </w:t>
+      </w:r>
+      <w:r>
+        <w:t xml:space="preserve">proceeds in stages: a measure must first separate the constructs it claims to measure before</w:t>
+      </w:r>
+      <w:r>
+        <w:t xml:space="preserve"> </w:t>
+      </w:r>
+      <w:r>
+        <w:t xml:space="preserve">human-agreement and outcome evidence are warranted. This paper delivers that prerequisite stage,</w:t>
+      </w:r>
+      <w:r>
+        <w:t xml:space="preserve"> </w:t>
+      </w:r>
+      <w:r>
+        <w:t xml:space="preserve">construct separability and automated measurability, with a released, runnable protocol for the</w:t>
+      </w:r>
+      <w:r>
+        <w:t xml:space="preserve"> </w:t>
+      </w:r>
+      <w:r>
+        <w:t xml:space="preserve">human-agreement stage that follows (Section 9.3).</w:t>
       </w:r>
     </w:p>
     <w:bookmarkEnd w:id="13"/>
@@ -1558,7 +1572,7 @@
               <a:graphicData uri="http://schemas.openxmlformats.org/drawingml/2006/picture">
                 <pic:pic>
                   <pic:nvPicPr>
-                    <pic:cNvPr descr="E:/tmp/html2doc_svg_xhOEpL/svg_1.png" id="17" name="Picture"/>
+                    <pic:cNvPr descr="E:/tmp/html2doc_svg_UKt5P2/svg_1.png" id="17" name="Picture"/>
                     <pic:cNvPicPr>
                       <a:picLocks noChangeArrowheads="1" noChangeAspect="1"/>
                     </pic:cNvPicPr>
@@ -2983,7 +2997,6 @@
         </w:trPr>
         <w:tc>
           <w:tcPr>
-            <w:shd w:fill="EEF3F7"/>
             <w:tcBorders>
               <w:left w:val="nil"/>
               <w:right w:val="nil"/>
@@ -3013,7 +3026,6 @@
         </w:tc>
         <w:tc>
           <w:tcPr>
-            <w:shd w:fill="EEF3F7"/>
             <w:tcBorders>
               <w:left w:val="nil"/>
               <w:right w:val="nil"/>
@@ -3043,7 +3055,6 @@
         </w:tc>
         <w:tc>
           <w:tcPr>
-            <w:shd w:fill="EEF3F7"/>
             <w:tcBorders>
               <w:left w:val="nil"/>
               <w:right w:val="nil"/>
@@ -3073,7 +3084,6 @@
         </w:tc>
         <w:tc>
           <w:tcPr>
-            <w:shd w:fill="EEF3F7"/>
             <w:tcBorders>
               <w:left w:val="nil"/>
               <w:right w:val="nil"/>
@@ -5165,7 +5175,6 @@
         </w:trPr>
         <w:tc>
           <w:tcPr>
-            <w:shd w:fill="EEF3F7"/>
             <w:tcBorders>
               <w:left w:val="nil"/>
               <w:right w:val="nil"/>
@@ -5195,7 +5204,6 @@
         </w:tc>
         <w:tc>
           <w:tcPr>
-            <w:shd w:fill="EEF3F7"/>
             <w:tcBorders>
               <w:left w:val="nil"/>
               <w:right w:val="nil"/>
@@ -5225,7 +5233,6 @@
         </w:tc>
         <w:tc>
           <w:tcPr>
-            <w:shd w:fill="EEF3F7"/>
             <w:tcBorders>
               <w:left w:val="nil"/>
               <w:right w:val="nil"/>
@@ -5255,7 +5262,6 @@
         </w:tc>
         <w:tc>
           <w:tcPr>
-            <w:shd w:fill="EEF3F7"/>
             <w:tcBorders>
               <w:left w:val="nil"/>
               <w:right w:val="nil"/>
@@ -6267,7 +6273,6 @@
         </w:trPr>
         <w:tc>
           <w:tcPr>
-            <w:shd w:fill="EEF3F7"/>
             <w:tcBorders>
               <w:left w:val="nil"/>
               <w:right w:val="nil"/>
@@ -6310,7 +6315,6 @@
         </w:tc>
         <w:tc>
           <w:tcPr>
-            <w:shd w:fill="EEF3F7"/>
             <w:tcBorders>
               <w:left w:val="nil"/>
               <w:right w:val="nil"/>
@@ -6340,7 +6344,6 @@
         </w:tc>
         <w:tc>
           <w:tcPr>
-            <w:shd w:fill="EEF3F7"/>
             <w:tcBorders>
               <w:left w:val="nil"/>
               <w:right w:val="nil"/>
@@ -6370,7 +6373,6 @@
         </w:tc>
         <w:tc>
           <w:tcPr>
-            <w:shd w:fill="EEF3F7"/>
             <w:tcBorders>
               <w:left w:val="nil"/>
               <w:right w:val="nil"/>
@@ -6548,7 +6550,6 @@
         </w:trPr>
         <w:tc>
           <w:tcPr>
-            <w:shd w:fill="EEF3F7"/>
             <w:tcBorders>
               <w:left w:val="nil"/>
               <w:right w:val="nil"/>
@@ -6607,7 +6608,6 @@
         </w:tc>
         <w:tc>
           <w:tcPr>
-            <w:shd w:fill="EEF3F7"/>
             <w:tcBorders>
               <w:left w:val="nil"/>
               <w:right w:val="nil"/>
@@ -6637,7 +6637,6 @@
         </w:tc>
         <w:tc>
           <w:tcPr>
-            <w:shd w:fill="EEF3F7"/>
             <w:tcBorders>
               <w:left w:val="nil"/>
               <w:right w:val="nil"/>
@@ -6667,7 +6666,6 @@
         </w:tc>
         <w:tc>
           <w:tcPr>
-            <w:shd w:fill="EEF3F7"/>
             <w:tcBorders>
               <w:left w:val="nil"/>
               <w:right w:val="nil"/>
@@ -6697,7 +6695,6 @@
         </w:tc>
         <w:tc>
           <w:tcPr>
-            <w:shd w:fill="EEF3F7"/>
             <w:tcBorders>
               <w:left w:val="nil"/>
               <w:right w:val="nil"/>
@@ -7319,7 +7316,7 @@
       </w:r>
     </w:p>
     <w:bookmarkEnd w:id="33"/>
-    <w:bookmarkStart w:id="37" w:name="X7c81bf03759b1b00759d96e3a328e2270cfccbb"/>
+    <w:bookmarkStart w:id="38" w:name="X7c81bf03759b1b00759d96e3a328e2270cfccbb"/>
     <w:p>
       <w:pPr>
         <w:pStyle w:val="Heading2"/>
@@ -8227,17 +8224,16 @@
       </w:r>
     </w:p>
     <w:bookmarkEnd w:id="36"/>
-    <w:bookmarkEnd w:id="37"/>
-    <w:bookmarkStart w:id="38" w:name="Xc72408c88f6aa3f318e9c4f077d22b48a39071f"/>
+    <w:bookmarkStart w:id="37" w:name="X52e1a44e19907b0952b51d1fc9278182b1cd8f0"/>
     <w:p>
       <w:pPr>
-        <w:pStyle w:val="Heading2"/>
+        <w:pStyle w:val="Heading3"/>
         <w:keepNext/>
         <w:keepLines/>
         <w:widowControl w:val="1"/>
       </w:pPr>
       <w:r>
-        <w:t xml:space="preserve">10. Conclusion</w:t>
+        <w:t xml:space="preserve">9.4 Implications for higher-education practice</w:t>
       </w:r>
     </w:p>
     <w:p>
@@ -8249,77 +8245,52 @@
         <w:widowControl w:val="1"/>
       </w:pPr>
       <w:r>
-        <w:t xml:space="preserve">The task of education in the age of generative AI is not to produce faster answer-getters but to</w:t>
-      </w:r>
-      <w:r>
-        <w:t xml:space="preserve"> </w:t>
-      </w:r>
-      <w:r>
-        <w:t xml:space="preserve">cultivate critical collaborators: learners who can specify a problem worth solving, judge what a</w:t>
-      </w:r>
-      <w:r>
-        <w:t xml:space="preserve"> </w:t>
-      </w:r>
-      <w:r>
-        <w:t xml:space="preserve">machine returns, and steer it toward something better. That capability is teachable only if it can be</w:t>
-      </w:r>
-      <w:r>
-        <w:t xml:space="preserve"> </w:t>
-      </w:r>
-      <w:r>
-        <w:t xml:space="preserve">named and assessed. CoRe-3 offers a decomposition of it into three theoretically-grounded,</w:t>
-      </w:r>
-      <w:r>
-        <w:t xml:space="preserve"> </w:t>
-      </w:r>
-      <w:r>
-        <w:t xml:space="preserve">independently-assessable skills, Framing, Judging, and Steering, separates the pre-generation skill</w:t>
-      </w:r>
-      <w:r>
-        <w:t xml:space="preserve"> </w:t>
-      </w:r>
-      <w:r>
-        <w:t xml:space="preserve">from the post-generation one in a way prior frameworks do not, and shows that the three can be</w:t>
-      </w:r>
-      <w:r>
-        <w:t xml:space="preserve"> </w:t>
-      </w:r>
-      <w:r>
-        <w:t xml:space="preserve">measured apart. Because the decomposition tracks what a person must contribute rather than what today's</w:t>
-      </w:r>
-      <w:r>
-        <w:t xml:space="preserve"> </w:t>
-      </w:r>
-      <w:r>
-        <w:t xml:space="preserve">models cannot yet do, it does not lapse as the models improve: the more capable the system, the more</w:t>
-      </w:r>
-      <w:r>
-        <w:t xml:space="preserve"> </w:t>
-      </w:r>
-      <w:r>
-        <w:t xml:space="preserve">the assessable skill is the framing, judging, and steering of it. We release the model, the instrument,</w:t>
-      </w:r>
-      <w:r>
-        <w:t xml:space="preserve"> </w:t>
-      </w:r>
-      <w:r>
-        <w:t xml:space="preserve">and the validation protocol as a foundation to build on: an open, domain-general platform with which a</w:t>
-      </w:r>
-      <w:r>
-        <w:t xml:space="preserve"> </w:t>
-      </w:r>
-      <w:r>
-        <w:t xml:space="preserve">university educator in any discipline, from algorithms to applied ethics, can assess and train this skill, for the</w:t>
-      </w:r>
-      <w:r>
-        <w:t xml:space="preserve"> </w:t>
-      </w:r>
-      <w:r>
-        <w:t xml:space="preserve">assessment and instruction the moment demands.</w:t>
+        <w:t xml:space="preserve">The decomposition is immediately actionable for higher education. An instructor can diagnose</w:t>
+      </w:r>
+      <w:r>
+        <w:t xml:space="preserve"> </w:t>
+      </w:r>
+      <w:r>
+        <w:rPr>
+          <w:i/>
+          <w:iCs/>
+        </w:rPr>
+        <w:t xml:space="preserve">which</w:t>
+      </w:r>
+      <w:r>
+        <w:t xml:space="preserve"> </w:t>
+      </w:r>
+      <w:r>
+        <w:t xml:space="preserve">cognitive operation a student's AI use failed at and give per-skill formative feedback, rather than a</w:t>
+      </w:r>
+      <w:r>
+        <w:t xml:space="preserve"> </w:t>
+      </w:r>
+      <w:r>
+        <w:t xml:space="preserve">single "prompting" grade; a programme can define reasoning with generative AI as an assessable learning</w:t>
+      </w:r>
+      <w:r>
+        <w:t xml:space="preserve"> </w:t>
+      </w:r>
+      <w:r>
+        <w:t xml:space="preserve">outcome and track it across a curriculum; and academic-integrity policy can shift from prohibiting AI</w:t>
+      </w:r>
+      <w:r>
+        <w:t xml:space="preserve"> </w:t>
+      </w:r>
+      <w:r>
+        <w:t xml:space="preserve">use toward assessing the framing, judging, and steering that competent use requires. The released,</w:t>
+      </w:r>
+      <w:r>
+        <w:t xml:space="preserve"> </w:t>
+      </w:r>
+      <w:r>
+        <w:t xml:space="preserve">discipline-general platform lets any department instantiate this without building an instrument.</w:t>
       </w:r>
     </w:p>
+    <w:bookmarkEnd w:id="37"/>
     <w:bookmarkEnd w:id="38"/>
-    <w:bookmarkStart w:id="39" w:name="declarations"/>
+    <w:bookmarkStart w:id="39" w:name="Xc72408c88f6aa3f318e9c4f077d22b48a39071f"/>
     <w:p>
       <w:pPr>
         <w:pStyle w:val="Heading2"/>
@@ -8328,7 +8299,7 @@
         <w:widowControl w:val="1"/>
       </w:pPr>
       <w:r>
-        <w:t xml:space="preserve">Declarations</w:t>
+        <w:t xml:space="preserve">10. Conclusion</w:t>
       </w:r>
     </w:p>
     <w:p>
@@ -8340,6 +8311,97 @@
         <w:widowControl w:val="1"/>
       </w:pPr>
       <w:r>
+        <w:t xml:space="preserve">The task of education in the age of generative AI is not to produce faster answer-getters but to</w:t>
+      </w:r>
+      <w:r>
+        <w:t xml:space="preserve"> </w:t>
+      </w:r>
+      <w:r>
+        <w:t xml:space="preserve">cultivate critical collaborators: learners who can specify a problem worth solving, judge what a</w:t>
+      </w:r>
+      <w:r>
+        <w:t xml:space="preserve"> </w:t>
+      </w:r>
+      <w:r>
+        <w:t xml:space="preserve">machine returns, and steer it toward something better. That capability is teachable only if it can be</w:t>
+      </w:r>
+      <w:r>
+        <w:t xml:space="preserve"> </w:t>
+      </w:r>
+      <w:r>
+        <w:t xml:space="preserve">named and assessed. CoRe-3 offers a decomposition of it into three theoretically-grounded,</w:t>
+      </w:r>
+      <w:r>
+        <w:t xml:space="preserve"> </w:t>
+      </w:r>
+      <w:r>
+        <w:t xml:space="preserve">independently-assessable skills, Framing, Judging, and Steering, separates the pre-generation skill</w:t>
+      </w:r>
+      <w:r>
+        <w:t xml:space="preserve"> </w:t>
+      </w:r>
+      <w:r>
+        <w:t xml:space="preserve">from the post-generation one in a way prior frameworks do not, and shows that the three can be</w:t>
+      </w:r>
+      <w:r>
+        <w:t xml:space="preserve"> </w:t>
+      </w:r>
+      <w:r>
+        <w:t xml:space="preserve">measured apart. Because the decomposition tracks what a person must contribute rather than what today's</w:t>
+      </w:r>
+      <w:r>
+        <w:t xml:space="preserve"> </w:t>
+      </w:r>
+      <w:r>
+        <w:t xml:space="preserve">models cannot yet do, it does not lapse as the models improve: the more capable the system, the more</w:t>
+      </w:r>
+      <w:r>
+        <w:t xml:space="preserve"> </w:t>
+      </w:r>
+      <w:r>
+        <w:t xml:space="preserve">the assessable skill is the framing, judging, and steering of it. We release the model, the instrument,</w:t>
+      </w:r>
+      <w:r>
+        <w:t xml:space="preserve"> </w:t>
+      </w:r>
+      <w:r>
+        <w:t xml:space="preserve">and the validation protocol as a foundation to build on: an open, domain-general platform with which a</w:t>
+      </w:r>
+      <w:r>
+        <w:t xml:space="preserve"> </w:t>
+      </w:r>
+      <w:r>
+        <w:t xml:space="preserve">university educator in any discipline, from algorithms to applied ethics, can assess and train this skill, for the</w:t>
+      </w:r>
+      <w:r>
+        <w:t xml:space="preserve"> </w:t>
+      </w:r>
+      <w:r>
+        <w:t xml:space="preserve">assessment and instruction the moment demands.</w:t>
+      </w:r>
+    </w:p>
+    <w:bookmarkEnd w:id="39"/>
+    <w:bookmarkStart w:id="40" w:name="declarations"/>
+    <w:p>
+      <w:pPr>
+        <w:pStyle w:val="Heading2"/>
+        <w:keepNext/>
+        <w:keepLines/>
+        <w:widowControl w:val="1"/>
+      </w:pPr>
+      <w:r>
+        <w:t xml:space="preserve">Declarations</w:t>
+      </w:r>
+    </w:p>
+    <w:p>
+      <w:pPr>
+        <w:pStyle w:val="FirstParagraph"/>
+        <w:jc w:val="both"/>
+        <w:keepNext w:val="0"/>
+        <w:keepLines w:val="0"/>
+        <w:widowControl w:val="1"/>
+      </w:pPr>
+      <w:r>
         <w:rPr>
           <w:b/>
           <w:bCs/>
@@ -8434,25 +8496,19 @@
         <w:t xml:space="preserve"> </w:t>
       </w:r>
       <w:r>
-        <w:t xml:space="preserve">Both authors contributed to the conception and design of the competency</w:t>
-      </w:r>
-      <w:r>
-        <w:t xml:space="preserve"> </w:t>
-      </w:r>
-      <w:r>
-        <w:t xml:space="preserve">model, the design and implementation of the instrument and experiments, the analysis and interpretation</w:t>
-      </w:r>
-      <w:r>
-        <w:t xml:space="preserve"> </w:t>
-      </w:r>
-      <w:r>
-        <w:t xml:space="preserve">of the results, and the drafting and critical revision of the manuscript. Both authors read and approved</w:t>
-      </w:r>
-      <w:r>
-        <w:t xml:space="preserve"> </w:t>
-      </w:r>
-      <w:r>
-        <w:t xml:space="preserve">the final manuscript.</w:t>
+        <w:t xml:space="preserve">AA and YA jointly conceived the competency model, designed and implemented</w:t>
+      </w:r>
+      <w:r>
+        <w:t xml:space="preserve"> </w:t>
+      </w:r>
+      <w:r>
+        <w:t xml:space="preserve">the instrument and experiments, analysed and interpreted the results, and drafted and critically revised</w:t>
+      </w:r>
+      <w:r>
+        <w:t xml:space="preserve"> </w:t>
+      </w:r>
+      <w:r>
+        <w:t xml:space="preserve">the manuscript. Both authors read and approved the final manuscript.</w:t>
       </w:r>
     </w:p>
     <w:p>
@@ -8518,6 +8574,28 @@
           <w:b/>
           <w:bCs/>
         </w:rPr>
+        <w:t xml:space="preserve">Use of generative AI.</w:t>
+      </w:r>
+      <w:r>
+        <w:t xml:space="preserve"> </w:t>
+      </w:r>
+      <w:r>
+        <w:t xml:space="preserve">Generative AI is the assessment instrument evaluated in this paper (Section 7.1); no generative-AI tool was used to author the scholarly content of the manuscript.</w:t>
+      </w:r>
+    </w:p>
+    <w:p>
+      <w:pPr>
+        <w:pStyle w:val="BodyText"/>
+        <w:jc w:val="both"/>
+        <w:keepNext w:val="0"/>
+        <w:keepLines w:val="0"/>
+        <w:widowControl w:val="1"/>
+      </w:pPr>
+      <w:r>
+        <w:rPr>
+          <w:b/>
+          <w:bCs/>
+        </w:rPr>
         <w:t xml:space="preserve">Acknowledgements.</w:t>
       </w:r>
       <w:r>
@@ -8527,8 +8605,8 @@
         <w:t xml:space="preserve">Not applicable.</w:t>
       </w:r>
     </w:p>
-    <w:bookmarkEnd w:id="39"/>
-    <w:bookmarkStart w:id="40" w:name="references"/>
+    <w:bookmarkEnd w:id="40"/>
+    <w:bookmarkStart w:id="41" w:name="references"/>
     <w:p>
       <w:pPr>
         <w:pStyle w:val="ReferencesHeading"/>
@@ -10710,8 +10788,8 @@
         <w:t xml:space="preserve">, 13–39.</w:t>
       </w:r>
     </w:p>
-    <w:bookmarkEnd w:id="40"/>
     <w:bookmarkEnd w:id="41"/>
+    <w:bookmarkEnd w:id="42"/>
     <w:sectPr>
       <w:footerReference w:type="default" r:id="rId9"/>
       <w:pgSz w:h="15840" w:w="12240"/>

--- a/docs/coreasoning-blinded.docx
+++ b/docs/coreasoning-blinded.docx
@@ -488,7 +488,7 @@
               <a:graphicData uri="http://schemas.openxmlformats.org/drawingml/2006/picture">
                 <pic:pic>
                   <pic:nvPicPr>
-                    <pic:cNvPr descr="E:/tmp/html2doc_svg_UKt5P2/svg_0.png" id="12" name="Picture"/>
+                    <pic:cNvPr descr="E:/tmp/html2doc_svg_Cw0a59/svg_0.png" id="12" name="Picture"/>
                     <pic:cNvPicPr>
                       <a:picLocks noChangeArrowheads="1" noChangeAspect="1"/>
                     </pic:cNvPicPr>
@@ -1572,7 +1572,7 @@
               <a:graphicData uri="http://schemas.openxmlformats.org/drawingml/2006/picture">
                 <pic:pic>
                   <pic:nvPicPr>
-                    <pic:cNvPr descr="E:/tmp/html2doc_svg_UKt5P2/svg_1.png" id="17" name="Picture"/>
+                    <pic:cNvPr descr="E:/tmp/html2doc_svg_Cw0a59/svg_1.png" id="17" name="Picture"/>
                     <pic:cNvPicPr>
                       <a:picLocks noChangeArrowheads="1" noChangeAspect="1"/>
                     </pic:cNvPicPr>

--- a/docs/coreasoning-blinded.docx
+++ b/docs/coreasoning-blinded.docx
@@ -2,7 +2,7 @@
 <file path=word/document.xml><?xml version="1.0" encoding="utf-8"?>
 <w:document xmlns:w="http://schemas.openxmlformats.org/wordprocessingml/2006/main" xmlns:m="http://schemas.openxmlformats.org/officeDocument/2006/math" xmlns:r="http://schemas.openxmlformats.org/officeDocument/2006/relationships" xmlns:o="urn:schemas-microsoft-com:office:office" xmlns:v="urn:schemas-microsoft-com:vml" xmlns:w10="urn:schemas-microsoft-com:office:word" xmlns:a="http://schemas.openxmlformats.org/drawingml/2006/main" xmlns:pic="http://schemas.openxmlformats.org/drawingml/2006/picture" xmlns:wp="http://schemas.openxmlformats.org/drawingml/2006/wordprocessingDrawing">
   <w:body>
-    <w:bookmarkStart w:id="42" w:name="X802fd80df72a8374afe940d19691278ee456611"/>
+    <w:bookmarkStart w:id="43" w:name="X802fd80df72a8374afe940d19691278ee456611"/>
     <w:p>
       <w:pPr>
         <w:pStyle w:val="Title"/>
@@ -488,7 +488,7 @@
               <a:graphicData uri="http://schemas.openxmlformats.org/drawingml/2006/picture">
                 <pic:pic>
                   <pic:nvPicPr>
-                    <pic:cNvPr descr="E:/tmp/html2doc_svg_Cw0a59/svg_0.png" id="12" name="Picture"/>
+                    <pic:cNvPr descr="E:/tmp/html2doc_svg_M0qpVM/svg_0.png" id="12" name="Picture"/>
                     <pic:cNvPicPr>
                       <a:picLocks noChangeArrowheads="1" noChangeAspect="1"/>
                     </pic:cNvPicPr>
@@ -1572,7 +1572,7 @@
               <a:graphicData uri="http://schemas.openxmlformats.org/drawingml/2006/picture">
                 <pic:pic>
                   <pic:nvPicPr>
-                    <pic:cNvPr descr="E:/tmp/html2doc_svg_Cw0a59/svg_1.png" id="17" name="Picture"/>
+                    <pic:cNvPr descr="E:/tmp/html2doc_svg_M0qpVM/svg_1.png" id="17" name="Picture"/>
                     <pic:cNvPicPr>
                       <a:picLocks noChangeArrowheads="1" noChangeAspect="1"/>
                     </pic:cNvPicPr>
@@ -4082,7 +4082,7 @@
         <w:t xml:space="preserve"> </w:t>
       </w:r>
       <w:r>
-        <w:t xml:space="preserve">pedagogical-foundations document; the Supplementary Material walks through the running system. All</w:t>
+        <w:t xml:space="preserve">pedagogical-foundations document; the Additional file 1 walks through the running system. All</w:t>
       </w:r>
       <w:r>
         <w:t xml:space="preserve"> </w:t>
@@ -4171,7 +4171,7 @@
         <w:t xml:space="preserve"> </w:t>
       </w:r>
       <w:r>
-        <w:t xml:space="preserve">professional fields (Supplementary Material). An educator authors a challenge by naming a subject; the</w:t>
+        <w:t xml:space="preserve">professional fields (Additional file 1). An educator authors a challenge by naming a subject; the</w:t>
       </w:r>
       <w:r>
         <w:t xml:space="preserve"> </w:t>
@@ -4245,7 +4245,7 @@
         <w:t xml:space="preserve"> </w:t>
       </w:r>
       <w:r>
-        <w:t xml:space="preserve">step in the Supplementary Material. In Phase 1 (Framing) the student refines the raw ill-defined problem,</w:t>
+        <w:t xml:space="preserve">step in the Additional file 1. In Phase 1 (Framing) the student refines the raw ill-defined problem,</w:t>
       </w:r>
       <w:r>
         <w:t xml:space="preserve"> </w:t>
@@ -7214,7 +7214,7 @@
         <w:t xml:space="preserve"> </w:t>
       </w:r>
       <w:r>
-        <w:t xml:space="preserve">Three checks, reported in full in the Supplementary Material, support the result. First, the grader is</w:t>
+        <w:t xml:space="preserve">Three checks, reported in full in the Additional file 1, support the result. First, the grader is</w:t>
       </w:r>
       <w:r>
         <w:t xml:space="preserve"> </w:t>
@@ -8606,7 +8606,42 @@
       </w:r>
     </w:p>
     <w:bookmarkEnd w:id="40"/>
-    <w:bookmarkStart w:id="41" w:name="references"/>
+    <w:bookmarkStart w:id="41" w:name="additional-files"/>
+    <w:p>
+      <w:pPr>
+        <w:pStyle w:val="Heading2"/>
+        <w:keepNext/>
+        <w:keepLines/>
+        <w:widowControl w:val="1"/>
+      </w:pPr>
+      <w:r>
+        <w:t xml:space="preserve">Additional files</w:t>
+      </w:r>
+    </w:p>
+    <w:p>
+      <w:pPr>
+        <w:pStyle w:val="FirstParagraph"/>
+        <w:jc w:val="both"/>
+        <w:keepNext w:val="0"/>
+        <w:keepLines w:val="0"/>
+        <w:widowControl w:val="1"/>
+      </w:pPr>
+      <w:r>
+        <w:rPr>
+          <w:b/>
+          <w:bCs/>
+        </w:rPr>
+        <w:t xml:space="preserve">Additional file 1</w:t>
+      </w:r>
+      <w:r>
+        <w:t xml:space="preserve"> </w:t>
+      </w:r>
+      <w:r>
+        <w:t xml:space="preserve">— File format: DOCX (.docx). Title: Additional file 1, supplementary material. Description: a system walkthrough (screenshots of the running platform and the auto-generation-and-assessment pipeline), robustness and ablations (grader reliability, cross-vendor replication, and the ground-truth ablation), and a cross-disciplinary challenge showcase across twelve disciplines.</w:t>
+      </w:r>
+    </w:p>
+    <w:bookmarkEnd w:id="41"/>
+    <w:bookmarkStart w:id="42" w:name="references"/>
     <w:p>
       <w:pPr>
         <w:pStyle w:val="ReferencesHeading"/>
@@ -10788,8 +10823,8 @@
         <w:t xml:space="preserve">, 13–39.</w:t>
       </w:r>
     </w:p>
-    <w:bookmarkEnd w:id="41"/>
     <w:bookmarkEnd w:id="42"/>
+    <w:bookmarkEnd w:id="43"/>
     <w:sectPr>
       <w:footerReference w:type="default" r:id="rId9"/>
       <w:pgSz w:h="15840" w:w="12240"/>

--- a/docs/coreasoning-blinded.docx
+++ b/docs/coreasoning-blinded.docx
@@ -27,7 +27,7 @@
       </w:pPr>
       <w:r>
         <w:rPr>
-          <w:rFonts w:ascii="Georgia" w:hAnsi="Georgia"/>
+          <w:rFonts w:ascii="Times New Roman" w:hAnsi="Times New Roman"/>
           <w:b/>
           <w:i w:val="0"/>
           <w:iCs/>
@@ -488,7 +488,7 @@
               <a:graphicData uri="http://schemas.openxmlformats.org/drawingml/2006/picture">
                 <pic:pic>
                   <pic:nvPicPr>
-                    <pic:cNvPr descr="E:/tmp/html2doc_svg_M0qpVM/svg_0.png" id="12" name="Picture"/>
+                    <pic:cNvPr descr="E:/tmp/html2doc_svg_ahIjPU/svg_0.png" id="12" name="Picture"/>
                     <pic:cNvPicPr>
                       <a:picLocks noChangeArrowheads="1" noChangeAspect="1"/>
                     </pic:cNvPicPr>
@@ -1572,7 +1572,7 @@
               <a:graphicData uri="http://schemas.openxmlformats.org/drawingml/2006/picture">
                 <pic:pic>
                   <pic:nvPicPr>
-                    <pic:cNvPr descr="E:/tmp/html2doc_svg_M0qpVM/svg_1.png" id="17" name="Picture"/>
+                    <pic:cNvPr descr="E:/tmp/html2doc_svg_ahIjPU/svg_1.png" id="17" name="Picture"/>
                     <pic:cNvPicPr>
                       <a:picLocks noChangeArrowheads="1" noChangeAspect="1"/>
                     </pic:cNvPicPr>
@@ -3016,7 +3016,7 @@
             </w:pPr>
             <w:r>
               <w:rPr>
-                <w:rFonts w:ascii="Georgia" w:hAnsi="Georgia"/>
+                <w:rFonts w:ascii="Times New Roman" w:hAnsi="Times New Roman"/>
                 <w:b/>
                 <w:sz w:val="19"/>
               </w:rPr>
@@ -3045,7 +3045,7 @@
             </w:pPr>
             <w:r>
               <w:rPr>
-                <w:rFonts w:ascii="Georgia" w:hAnsi="Georgia"/>
+                <w:rFonts w:ascii="Times New Roman" w:hAnsi="Times New Roman"/>
                 <w:b/>
                 <w:sz w:val="19"/>
               </w:rPr>
@@ -3074,7 +3074,7 @@
             </w:pPr>
             <w:r>
               <w:rPr>
-                <w:rFonts w:ascii="Georgia" w:hAnsi="Georgia"/>
+                <w:rFonts w:ascii="Times New Roman" w:hAnsi="Times New Roman"/>
                 <w:b/>
                 <w:sz w:val="19"/>
               </w:rPr>
@@ -3103,7 +3103,7 @@
             </w:pPr>
             <w:r>
               <w:rPr>
-                <w:rFonts w:ascii="Georgia" w:hAnsi="Georgia"/>
+                <w:rFonts w:ascii="Times New Roman" w:hAnsi="Times New Roman"/>
                 <w:b/>
                 <w:sz w:val="19"/>
               </w:rPr>
@@ -3134,7 +3134,7 @@
             </w:pPr>
             <w:r>
               <w:rPr>
-                <w:rFonts w:ascii="Georgia" w:hAnsi="Georgia"/>
+                <w:rFonts w:ascii="Times New Roman" w:hAnsi="Times New Roman"/>
                 <w:sz w:val="19"/>
               </w:rPr>
               <w:t xml:space="preserve">4D AI Fluency (Dakan &amp; Feller, 2025)</w:t>
@@ -3162,7 +3162,7 @@
             </w:pPr>
             <w:r>
               <w:rPr>
-                <w:rFonts w:ascii="Georgia" w:hAnsi="Georgia"/>
+                <w:rFonts w:ascii="Times New Roman" w:hAnsi="Times New Roman"/>
                 <w:sz w:val="19"/>
               </w:rPr>
               <w:t xml:space="preserve">Delegation + part of Description</w:t>
@@ -3190,7 +3190,7 @@
             </w:pPr>
             <w:r>
               <w:rPr>
-                <w:rFonts w:ascii="Georgia" w:hAnsi="Georgia"/>
+                <w:rFonts w:ascii="Times New Roman" w:hAnsi="Times New Roman"/>
                 <w:sz w:val="19"/>
               </w:rPr>
               <w:t xml:space="preserve">Discernment</w:t>
@@ -3218,7 +3218,7 @@
             </w:pPr>
             <w:r>
               <w:rPr>
-                <w:rFonts w:ascii="Georgia" w:hAnsi="Georgia"/>
+                <w:rFonts w:ascii="Times New Roman" w:hAnsi="Times New Roman"/>
                 <w:i/>
                 <w:iCs/>
                 <w:sz w:val="19"/>
@@ -3227,14 +3227,14 @@
             </w:r>
             <w:r>
               <w:rPr>
-                <w:rFonts w:ascii="Georgia" w:hAnsi="Georgia"/>
+                <w:rFonts w:ascii="Times New Roman" w:hAnsi="Times New Roman"/>
                 <w:sz w:val="19"/>
               </w:rPr>
               <w:t xml:space="preserve"> </w:t>
             </w:r>
             <w:r>
               <w:rPr>
-                <w:rFonts w:ascii="Georgia" w:hAnsi="Georgia"/>
+                <w:rFonts w:ascii="Times New Roman" w:hAnsi="Times New Roman"/>
                 <w:sz w:val="19"/>
               </w:rPr>
               <w:t xml:space="preserve">Description</w:t>
@@ -3264,7 +3264,7 @@
             </w:pPr>
             <w:r>
               <w:rPr>
-                <w:rFonts w:ascii="Georgia" w:hAnsi="Georgia"/>
+                <w:rFonts w:ascii="Times New Roman" w:hAnsi="Times New Roman"/>
                 <w:sz w:val="19"/>
               </w:rPr>
               <w:t xml:space="preserve">Metacognitive demands (Tankelevitch et al., 2024)</w:t>
@@ -3292,7 +3292,7 @@
             </w:pPr>
             <w:r>
               <w:rPr>
-                <w:rFonts w:ascii="Georgia" w:hAnsi="Georgia"/>
+                <w:rFonts w:ascii="Times New Roman" w:hAnsi="Times New Roman"/>
                 <w:sz w:val="19"/>
               </w:rPr>
               <w:t xml:space="preserve">"prompting" (as a demand, not a skill)</w:t>
@@ -3320,7 +3320,7 @@
             </w:pPr>
             <w:r>
               <w:rPr>
-                <w:rFonts w:ascii="Georgia" w:hAnsi="Georgia"/>
+                <w:rFonts w:ascii="Times New Roman" w:hAnsi="Times New Roman"/>
                 <w:sz w:val="19"/>
               </w:rPr>
               <w:t xml:space="preserve">"evaluating outputs"</w:t>
@@ -3348,7 +3348,7 @@
             </w:pPr>
             <w:r>
               <w:rPr>
-                <w:rFonts w:ascii="Georgia" w:hAnsi="Georgia"/>
+                <w:rFonts w:ascii="Times New Roman" w:hAnsi="Times New Roman"/>
                 <w:sz w:val="19"/>
               </w:rPr>
               <w:t xml:space="preserve">"workflow iteration"</w:t>
@@ -3378,7 +3378,7 @@
             </w:pPr>
             <w:r>
               <w:rPr>
-                <w:rFonts w:ascii="Georgia" w:hAnsi="Georgia"/>
+                <w:rFonts w:ascii="Times New Roman" w:hAnsi="Times New Roman"/>
                 <w:sz w:val="19"/>
               </w:rPr>
               <w:t xml:space="preserve">Prompt literacy / CLEAR (Lo, 2023)</w:t>
@@ -3406,7 +3406,7 @@
             </w:pPr>
             <w:r>
               <w:rPr>
-                <w:rFonts w:ascii="Georgia" w:hAnsi="Georgia"/>
+                <w:rFonts w:ascii="Times New Roman" w:hAnsi="Times New Roman"/>
                 <w:i/>
                 <w:iCs/>
                 <w:sz w:val="19"/>
@@ -3415,14 +3415,14 @@
             </w:r>
             <w:r>
               <w:rPr>
-                <w:rFonts w:ascii="Georgia" w:hAnsi="Georgia"/>
+                <w:rFonts w:ascii="Times New Roman" w:hAnsi="Times New Roman"/>
                 <w:sz w:val="19"/>
               </w:rPr>
               <w:t xml:space="preserve"> </w:t>
             </w:r>
             <w:r>
               <w:rPr>
-                <w:rFonts w:ascii="Georgia" w:hAnsi="Georgia"/>
+                <w:rFonts w:ascii="Times New Roman" w:hAnsi="Times New Roman"/>
                 <w:sz w:val="19"/>
               </w:rPr>
               <w:t xml:space="preserve">"prompting"</w:t>
@@ -3450,7 +3450,7 @@
             </w:pPr>
             <w:r>
               <w:rPr>
-                <w:rFonts w:ascii="Georgia" w:hAnsi="Georgia"/>
+                <w:rFonts w:ascii="Times New Roman" w:hAnsi="Times New Roman"/>
                 <w:sz w:val="19"/>
               </w:rPr>
               <w:t xml:space="preserve">weakly present</w:t>
@@ -3478,7 +3478,7 @@
             </w:pPr>
             <w:r>
               <w:rPr>
-                <w:rFonts w:ascii="Georgia" w:hAnsi="Georgia"/>
+                <w:rFonts w:ascii="Times New Roman" w:hAnsi="Times New Roman"/>
                 <w:i/>
                 <w:iCs/>
                 <w:sz w:val="19"/>
@@ -3487,14 +3487,14 @@
             </w:r>
             <w:r>
               <w:rPr>
-                <w:rFonts w:ascii="Georgia" w:hAnsi="Georgia"/>
+                <w:rFonts w:ascii="Times New Roman" w:hAnsi="Times New Roman"/>
                 <w:sz w:val="19"/>
               </w:rPr>
               <w:t xml:space="preserve"> </w:t>
             </w:r>
             <w:r>
               <w:rPr>
-                <w:rFonts w:ascii="Georgia" w:hAnsi="Georgia"/>
+                <w:rFonts w:ascii="Times New Roman" w:hAnsi="Times New Roman"/>
                 <w:sz w:val="19"/>
               </w:rPr>
               <w:t xml:space="preserve">"iterative refinement"</w:t>
@@ -3524,7 +3524,7 @@
             </w:pPr>
             <w:r>
               <w:rPr>
-                <w:rFonts w:ascii="Georgia" w:hAnsi="Georgia"/>
+                <w:rFonts w:ascii="Times New Roman" w:hAnsi="Times New Roman"/>
                 <w:sz w:val="19"/>
               </w:rPr>
               <w:t xml:space="preserve">AI literacy (Long &amp; Magerko, 2020; UNESCO, 2024)</w:t>
@@ -3552,7 +3552,7 @@
             </w:pPr>
             <w:r>
               <w:rPr>
-                <w:rFonts w:ascii="Georgia" w:hAnsi="Georgia"/>
+                <w:rFonts w:ascii="Times New Roman" w:hAnsi="Times New Roman"/>
                 <w:sz w:val="19"/>
               </w:rPr>
               <w:t xml:space="preserve">absent</w:t>
@@ -3580,7 +3580,7 @@
             </w:pPr>
             <w:r>
               <w:rPr>
-                <w:rFonts w:ascii="Georgia" w:hAnsi="Georgia"/>
+                <w:rFonts w:ascii="Times New Roman" w:hAnsi="Times New Roman"/>
                 <w:sz w:val="19"/>
               </w:rPr>
               <w:t xml:space="preserve">diffuse "critical evaluation"</w:t>
@@ -3608,7 +3608,7 @@
             </w:pPr>
             <w:r>
               <w:rPr>
-                <w:rFonts w:ascii="Georgia" w:hAnsi="Georgia"/>
+                <w:rFonts w:ascii="Times New Roman" w:hAnsi="Times New Roman"/>
                 <w:sz w:val="19"/>
               </w:rPr>
               <w:t xml:space="preserve">absent</w:t>
@@ -3638,7 +3638,7 @@
             </w:pPr>
             <w:r>
               <w:rPr>
-                <w:rFonts w:ascii="Georgia" w:hAnsi="Georgia"/>
+                <w:rFonts w:ascii="Times New Roman" w:hAnsi="Times New Roman"/>
                 <w:sz w:val="19"/>
               </w:rPr>
               <w:t xml:space="preserve">Cyborg/Centaur modes (Randazzo et al., 2025)</w:t>
@@ -3666,7 +3666,7 @@
             </w:pPr>
             <w:r>
               <w:rPr>
-                <w:rFonts w:ascii="Georgia" w:hAnsi="Georgia"/>
+                <w:rFonts w:ascii="Times New Roman" w:hAnsi="Times New Roman"/>
                 <w:sz w:val="19"/>
               </w:rPr>
               <w:t xml:space="preserve">"directed" mode (described, not assessed)</w:t>
@@ -3694,7 +3694,7 @@
             </w:pPr>
             <w:r>
               <w:rPr>
-                <w:rFonts w:ascii="Georgia" w:hAnsi="Georgia"/>
+                <w:rFonts w:ascii="Times New Roman" w:hAnsi="Times New Roman"/>
                 <w:sz w:val="19"/>
               </w:rPr>
               <w:t xml:space="preserve">"push back / validate"</w:t>
@@ -3722,7 +3722,7 @@
             </w:pPr>
             <w:r>
               <w:rPr>
-                <w:rFonts w:ascii="Georgia" w:hAnsi="Georgia"/>
+                <w:rFonts w:ascii="Times New Roman" w:hAnsi="Times New Roman"/>
                 <w:sz w:val="19"/>
               </w:rPr>
               <w:t xml:space="preserve">"continuous dialogue"</w:t>
@@ -5194,7 +5194,7 @@
             </w:pPr>
             <w:r>
               <w:rPr>
-                <w:rFonts w:ascii="Georgia" w:hAnsi="Georgia"/>
+                <w:rFonts w:ascii="Times New Roman" w:hAnsi="Times New Roman"/>
                 <w:b/>
                 <w:sz w:val="19"/>
               </w:rPr>
@@ -5223,7 +5223,7 @@
             </w:pPr>
             <w:r>
               <w:rPr>
-                <w:rFonts w:ascii="Georgia" w:hAnsi="Georgia"/>
+                <w:rFonts w:ascii="Times New Roman" w:hAnsi="Times New Roman"/>
                 <w:b/>
                 <w:sz w:val="19"/>
               </w:rPr>
@@ -5252,7 +5252,7 @@
             </w:pPr>
             <w:r>
               <w:rPr>
-                <w:rFonts w:ascii="Georgia" w:hAnsi="Georgia"/>
+                <w:rFonts w:ascii="Times New Roman" w:hAnsi="Times New Roman"/>
                 <w:b/>
                 <w:sz w:val="19"/>
               </w:rPr>
@@ -5281,7 +5281,7 @@
             </w:pPr>
             <w:r>
               <w:rPr>
-                <w:rFonts w:ascii="Georgia" w:hAnsi="Georgia"/>
+                <w:rFonts w:ascii="Times New Roman" w:hAnsi="Times New Roman"/>
                 <w:b/>
                 <w:sz w:val="19"/>
               </w:rPr>
@@ -5312,7 +5312,7 @@
             </w:pPr>
             <w:r>
               <w:rPr>
-                <w:rFonts w:ascii="Georgia" w:hAnsi="Georgia"/>
+                <w:rFonts w:ascii="Times New Roman" w:hAnsi="Times New Roman"/>
                 <w:b/>
                 <w:bCs/>
                 <w:sz w:val="19"/>
@@ -5342,7 +5342,7 @@
             </w:pPr>
             <w:r>
               <w:rPr>
-                <w:rFonts w:ascii="Georgia" w:hAnsi="Georgia"/>
+                <w:rFonts w:ascii="Times New Roman" w:hAnsi="Times New Roman"/>
                 <w:b/>
                 <w:bCs/>
                 <w:sz w:val="19"/>
@@ -5372,7 +5372,7 @@
             </w:pPr>
             <w:r>
               <w:rPr>
-                <w:rFonts w:ascii="Georgia" w:hAnsi="Georgia"/>
+                <w:rFonts w:ascii="Times New Roman" w:hAnsi="Times New Roman"/>
                 <w:sz w:val="19"/>
               </w:rPr>
               <w:t xml:space="preserve">−0.02</w:t>
@@ -5400,7 +5400,7 @@
             </w:pPr>
             <w:r>
               <w:rPr>
-                <w:rFonts w:ascii="Georgia" w:hAnsi="Georgia"/>
+                <w:rFonts w:ascii="Times New Roman" w:hAnsi="Times New Roman"/>
                 <w:sz w:val="19"/>
               </w:rPr>
               <w:t xml:space="preserve">−0.07</w:t>
@@ -5430,7 +5430,7 @@
             </w:pPr>
             <w:r>
               <w:rPr>
-                <w:rFonts w:ascii="Georgia" w:hAnsi="Georgia"/>
+                <w:rFonts w:ascii="Times New Roman" w:hAnsi="Times New Roman"/>
                 <w:b/>
                 <w:bCs/>
                 <w:sz w:val="19"/>
@@ -5460,7 +5460,7 @@
             </w:pPr>
             <w:r>
               <w:rPr>
-                <w:rFonts w:ascii="Georgia" w:hAnsi="Georgia"/>
+                <w:rFonts w:ascii="Times New Roman" w:hAnsi="Times New Roman"/>
                 <w:sz w:val="19"/>
               </w:rPr>
               <w:t xml:space="preserve">+0.00</w:t>
@@ -5488,7 +5488,7 @@
             </w:pPr>
             <w:r>
               <w:rPr>
-                <w:rFonts w:ascii="Georgia" w:hAnsi="Georgia"/>
+                <w:rFonts w:ascii="Times New Roman" w:hAnsi="Times New Roman"/>
                 <w:b/>
                 <w:bCs/>
                 <w:sz w:val="19"/>
@@ -5518,7 +5518,7 @@
             </w:pPr>
             <w:r>
               <w:rPr>
-                <w:rFonts w:ascii="Georgia" w:hAnsi="Georgia"/>
+                <w:rFonts w:ascii="Times New Roman" w:hAnsi="Times New Roman"/>
                 <w:sz w:val="19"/>
               </w:rPr>
               <w:t xml:space="preserve">+0.00</w:t>
@@ -5548,7 +5548,7 @@
             </w:pPr>
             <w:r>
               <w:rPr>
-                <w:rFonts w:ascii="Georgia" w:hAnsi="Georgia"/>
+                <w:rFonts w:ascii="Times New Roman" w:hAnsi="Times New Roman"/>
                 <w:b/>
                 <w:bCs/>
                 <w:sz w:val="19"/>
@@ -5578,7 +5578,7 @@
             </w:pPr>
             <w:r>
               <w:rPr>
-                <w:rFonts w:ascii="Georgia" w:hAnsi="Georgia"/>
+                <w:rFonts w:ascii="Times New Roman" w:hAnsi="Times New Roman"/>
                 <w:sz w:val="19"/>
               </w:rPr>
               <w:t xml:space="preserve">−0.12</w:t>
@@ -5606,7 +5606,7 @@
             </w:pPr>
             <w:r>
               <w:rPr>
-                <w:rFonts w:ascii="Georgia" w:hAnsi="Georgia"/>
+                <w:rFonts w:ascii="Times New Roman" w:hAnsi="Times New Roman"/>
                 <w:sz w:val="19"/>
               </w:rPr>
               <w:t xml:space="preserve">+0.27</w:t>
@@ -5634,7 +5634,7 @@
             </w:pPr>
             <w:r>
               <w:rPr>
-                <w:rFonts w:ascii="Georgia" w:hAnsi="Georgia"/>
+                <w:rFonts w:ascii="Times New Roman" w:hAnsi="Times New Roman"/>
                 <w:b/>
                 <w:bCs/>
                 <w:sz w:val="19"/>
@@ -6292,7 +6292,7 @@
             </w:pPr>
             <w:r>
               <w:rPr>
-                <w:rFonts w:ascii="Georgia" w:hAnsi="Georgia"/>
+                <w:rFonts w:ascii="Times New Roman" w:hAnsi="Times New Roman"/>
                 <w:b/>
                 <w:sz w:val="19"/>
               </w:rPr>
@@ -6305,7 +6305,7 @@
             </m:oMath>
             <w:r>
               <w:rPr>
-                <w:rFonts w:ascii="Georgia" w:hAnsi="Georgia"/>
+                <w:rFonts w:ascii="Times New Roman" w:hAnsi="Times New Roman"/>
                 <w:b/>
                 <w:sz w:val="19"/>
               </w:rPr>
@@ -6334,7 +6334,7 @@
             </w:pPr>
             <w:r>
               <w:rPr>
-                <w:rFonts w:ascii="Georgia" w:hAnsi="Georgia"/>
+                <w:rFonts w:ascii="Times New Roman" w:hAnsi="Times New Roman"/>
                 <w:b/>
                 <w:sz w:val="19"/>
               </w:rPr>
@@ -6363,7 +6363,7 @@
             </w:pPr>
             <w:r>
               <w:rPr>
-                <w:rFonts w:ascii="Georgia" w:hAnsi="Georgia"/>
+                <w:rFonts w:ascii="Times New Roman" w:hAnsi="Times New Roman"/>
                 <w:b/>
                 <w:sz w:val="19"/>
               </w:rPr>
@@ -6392,7 +6392,7 @@
             </w:pPr>
             <w:r>
               <w:rPr>
-                <w:rFonts w:ascii="Georgia" w:hAnsi="Georgia"/>
+                <w:rFonts w:ascii="Times New Roman" w:hAnsi="Times New Roman"/>
                 <w:b/>
                 <w:sz w:val="19"/>
               </w:rPr>
@@ -6423,7 +6423,7 @@
             </w:pPr>
             <w:r>
               <w:rPr>
-                <w:rFonts w:ascii="Georgia" w:hAnsi="Georgia"/>
+                <w:rFonts w:ascii="Times New Roman" w:hAnsi="Times New Roman"/>
                 <w:sz w:val="19"/>
               </w:rPr>
               <w:t xml:space="preserve">same skill across gpt-4o, gpt-4o-mini, llama-3.3-70b</w:t>
@@ -6451,7 +6451,7 @@
             </w:pPr>
             <w:r>
               <w:rPr>
-                <w:rFonts w:ascii="Georgia" w:hAnsi="Georgia"/>
+                <w:rFonts w:ascii="Times New Roman" w:hAnsi="Times New Roman"/>
                 <w:b/>
                 <w:bCs/>
                 <w:sz w:val="19"/>
@@ -6481,7 +6481,7 @@
             </w:pPr>
             <w:r>
               <w:rPr>
-                <w:rFonts w:ascii="Georgia" w:hAnsi="Georgia"/>
+                <w:rFonts w:ascii="Times New Roman" w:hAnsi="Times New Roman"/>
                 <w:b/>
                 <w:bCs/>
                 <w:sz w:val="19"/>
@@ -6511,7 +6511,7 @@
             </w:pPr>
             <w:r>
               <w:rPr>
-                <w:rFonts w:ascii="Georgia" w:hAnsi="Georgia"/>
+                <w:rFonts w:ascii="Times New Roman" w:hAnsi="Times New Roman"/>
                 <w:sz w:val="19"/>
               </w:rPr>
               <w:t xml:space="preserve">+0.21</w:t>
@@ -6569,7 +6569,7 @@
             </w:pPr>
             <w:r>
               <w:rPr>
-                <w:rFonts w:ascii="Georgia" w:hAnsi="Georgia"/>
+                <w:rFonts w:ascii="Times New Roman" w:hAnsi="Times New Roman"/>
                 <w:b/>
                 <w:sz w:val="19"/>
               </w:rPr>
@@ -6577,7 +6577,7 @@
             </w:r>
             <w:r>
               <w:rPr>
-                <w:rFonts w:ascii="Georgia" w:hAnsi="Georgia"/>
+                <w:rFonts w:ascii="Times New Roman" w:hAnsi="Times New Roman"/>
                 <w:b/>
                 <w:sz w:val="19"/>
               </w:rPr>
@@ -6590,7 +6590,7 @@
             </m:oMath>
             <w:r>
               <w:rPr>
-                <w:rFonts w:ascii="Georgia" w:hAnsi="Georgia"/>
+                <w:rFonts w:ascii="Times New Roman" w:hAnsi="Times New Roman"/>
                 <w:b/>
                 <w:sz w:val="19"/>
               </w:rPr>
@@ -6598,7 +6598,7 @@
             </w:r>
             <w:r>
               <w:rPr>
-                <w:rFonts w:ascii="Georgia" w:hAnsi="Georgia"/>
+                <w:rFonts w:ascii="Times New Roman" w:hAnsi="Times New Roman"/>
                 <w:b/>
                 <w:sz w:val="19"/>
               </w:rPr>
@@ -6627,7 +6627,7 @@
             </w:pPr>
             <w:r>
               <w:rPr>
-                <w:rFonts w:ascii="Georgia" w:hAnsi="Georgia"/>
+                <w:rFonts w:ascii="Times New Roman" w:hAnsi="Times New Roman"/>
                 <w:b/>
                 <w:sz w:val="19"/>
               </w:rPr>
@@ -6656,7 +6656,7 @@
             </w:pPr>
             <w:r>
               <w:rPr>
-                <w:rFonts w:ascii="Georgia" w:hAnsi="Georgia"/>
+                <w:rFonts w:ascii="Times New Roman" w:hAnsi="Times New Roman"/>
                 <w:b/>
                 <w:sz w:val="19"/>
               </w:rPr>
@@ -6685,7 +6685,7 @@
             </w:pPr>
             <w:r>
               <w:rPr>
-                <w:rFonts w:ascii="Georgia" w:hAnsi="Georgia"/>
+                <w:rFonts w:ascii="Times New Roman" w:hAnsi="Times New Roman"/>
                 <w:b/>
                 <w:sz w:val="19"/>
               </w:rPr>
@@ -6714,7 +6714,7 @@
             </w:pPr>
             <w:r>
               <w:rPr>
-                <w:rFonts w:ascii="Georgia" w:hAnsi="Georgia"/>
+                <w:rFonts w:ascii="Times New Roman" w:hAnsi="Times New Roman"/>
                 <w:b/>
                 <w:sz w:val="19"/>
               </w:rPr>
@@ -6745,7 +6745,7 @@
             </w:pPr>
             <w:r>
               <w:rPr>
-                <w:rFonts w:ascii="Georgia" w:hAnsi="Georgia"/>
+                <w:rFonts w:ascii="Times New Roman" w:hAnsi="Times New Roman"/>
                 <w:sz w:val="19"/>
               </w:rPr>
               <w:t xml:space="preserve">independent (crossed) competences</w:t>
@@ -6773,7 +6773,7 @@
             </w:pPr>
             <w:r>
               <w:rPr>
-                <w:rFonts w:ascii="Georgia" w:hAnsi="Georgia"/>
+                <w:rFonts w:ascii="Times New Roman" w:hAnsi="Times New Roman"/>
                 <w:sz w:val="19"/>
               </w:rPr>
               <w:t xml:space="preserve">−0.03</w:t>
@@ -6801,7 +6801,7 @@
             </w:pPr>
             <w:r>
               <w:rPr>
-                <w:rFonts w:ascii="Georgia" w:hAnsi="Georgia"/>
+                <w:rFonts w:ascii="Times New Roman" w:hAnsi="Times New Roman"/>
                 <w:sz w:val="19"/>
               </w:rPr>
               <w:t xml:space="preserve">−0.12</w:t>
@@ -6829,7 +6829,7 @@
             </w:pPr>
             <w:r>
               <w:rPr>
-                <w:rFonts w:ascii="Georgia" w:hAnsi="Georgia"/>
+                <w:rFonts w:ascii="Times New Roman" w:hAnsi="Times New Roman"/>
                 <w:sz w:val="19"/>
               </w:rPr>
               <w:t xml:space="preserve">+0.25</w:t>
@@ -6857,14 +6857,14 @@
             </w:pPr>
             <w:r>
               <w:rPr>
-                <w:rFonts w:ascii="Georgia" w:hAnsi="Georgia"/>
+                <w:rFonts w:ascii="Times New Roman" w:hAnsi="Times New Roman"/>
                 <w:sz w:val="19"/>
               </w:rPr>
               <w:t xml:space="preserve">mean</w:t>
             </w:r>
             <w:r>
               <w:rPr>
-                <w:rFonts w:ascii="Georgia" w:hAnsi="Georgia"/>
+                <w:rFonts w:ascii="Times New Roman" w:hAnsi="Times New Roman"/>
                 <w:sz w:val="19"/>
               </w:rPr>
               <w:t xml:space="preserve"> </w:t>
@@ -6888,14 +6888,14 @@
             </m:oMath>
             <w:r>
               <w:rPr>
-                <w:rFonts w:ascii="Georgia" w:hAnsi="Georgia"/>
+                <w:rFonts w:ascii="Times New Roman" w:hAnsi="Times New Roman"/>
                 <w:sz w:val="19"/>
               </w:rPr>
               <w:t xml:space="preserve"> </w:t>
             </w:r>
             <w:r>
               <w:rPr>
-                <w:rFonts w:ascii="Georgia" w:hAnsi="Georgia"/>
+                <w:rFonts w:ascii="Times New Roman" w:hAnsi="Times New Roman"/>
                 <w:sz w:val="19"/>
               </w:rPr>
               <w:t xml:space="preserve">= 0.13</w:t>
@@ -6925,7 +6925,7 @@
             </w:pPr>
             <w:r>
               <w:rPr>
-                <w:rFonts w:ascii="Georgia" w:hAnsi="Georgia"/>
+                <w:rFonts w:ascii="Times New Roman" w:hAnsi="Times New Roman"/>
                 <w:sz w:val="19"/>
               </w:rPr>
               <w:t xml:space="preserve">shared single-ability level</w:t>
@@ -6953,7 +6953,7 @@
             </w:pPr>
             <w:r>
               <w:rPr>
-                <w:rFonts w:ascii="Georgia" w:hAnsi="Georgia"/>
+                <w:rFonts w:ascii="Times New Roman" w:hAnsi="Times New Roman"/>
                 <w:b/>
                 <w:bCs/>
                 <w:sz w:val="19"/>
@@ -6983,7 +6983,7 @@
             </w:pPr>
             <w:r>
               <w:rPr>
-                <w:rFonts w:ascii="Georgia" w:hAnsi="Georgia"/>
+                <w:rFonts w:ascii="Times New Roman" w:hAnsi="Times New Roman"/>
                 <w:sz w:val="19"/>
               </w:rPr>
               <w:t xml:space="preserve">+0.14</w:t>
@@ -7011,7 +7011,7 @@
             </w:pPr>
             <w:r>
               <w:rPr>
-                <w:rFonts w:ascii="Georgia" w:hAnsi="Georgia"/>
+                <w:rFonts w:ascii="Times New Roman" w:hAnsi="Times New Roman"/>
                 <w:b/>
                 <w:bCs/>
                 <w:sz w:val="19"/>
@@ -7041,14 +7041,14 @@
             </w:pPr>
             <w:r>
               <w:rPr>
-                <w:rFonts w:ascii="Georgia" w:hAnsi="Georgia"/>
+                <w:rFonts w:ascii="Times New Roman" w:hAnsi="Times New Roman"/>
                 <w:sz w:val="19"/>
               </w:rPr>
               <w:t xml:space="preserve">mean</w:t>
             </w:r>
             <w:r>
               <w:rPr>
-                <w:rFonts w:ascii="Georgia" w:hAnsi="Georgia"/>
+                <w:rFonts w:ascii="Times New Roman" w:hAnsi="Times New Roman"/>
                 <w:sz w:val="19"/>
               </w:rPr>
               <w:t xml:space="preserve"> </w:t>
@@ -7060,14 +7060,14 @@
             </m:oMath>
             <w:r>
               <w:rPr>
-                <w:rFonts w:ascii="Georgia" w:hAnsi="Georgia"/>
+                <w:rFonts w:ascii="Times New Roman" w:hAnsi="Times New Roman"/>
                 <w:sz w:val="19"/>
               </w:rPr>
               <w:t xml:space="preserve"> </w:t>
             </w:r>
             <w:r>
               <w:rPr>
-                <w:rFonts w:ascii="Georgia" w:hAnsi="Georgia"/>
+                <w:rFonts w:ascii="Times New Roman" w:hAnsi="Times New Roman"/>
                 <w:sz w:val="19"/>
               </w:rPr>
               <w:t xml:space="preserve">= +0.41</w:t>
@@ -8666,7 +8666,7 @@
       </w:pPr>
       <w:r>
         <w:rPr>
-          <w:rFonts w:ascii="Georgia" w:hAnsi="Georgia"/>
+          <w:rFonts w:ascii="Times New Roman" w:hAnsi="Times New Roman"/>
           <w:sz w:val="20"/>
         </w:rPr>
         <w:t xml:space="preserve">1. </w:t>
@@ -8700,7 +8700,7 @@
       </w:pPr>
       <w:r>
         <w:rPr>
-          <w:rFonts w:ascii="Georgia" w:hAnsi="Georgia"/>
+          <w:rFonts w:ascii="Times New Roman" w:hAnsi="Times New Roman"/>
           <w:sz w:val="20"/>
         </w:rPr>
         <w:t xml:space="preserve">2. </w:t>
@@ -8721,7 +8721,7 @@
       </w:pPr>
       <w:r>
         <w:rPr>
-          <w:rFonts w:ascii="Georgia" w:hAnsi="Georgia"/>
+          <w:rFonts w:ascii="Times New Roman" w:hAnsi="Times New Roman"/>
           <w:sz w:val="20"/>
         </w:rPr>
         <w:t xml:space="preserve">3. </w:t>
@@ -8755,7 +8755,7 @@
       </w:pPr>
       <w:r>
         <w:rPr>
-          <w:rFonts w:ascii="Georgia" w:hAnsi="Georgia"/>
+          <w:rFonts w:ascii="Times New Roman" w:hAnsi="Times New Roman"/>
           <w:sz w:val="20"/>
         </w:rPr>
         <w:t xml:space="preserve">4. </w:t>
@@ -8789,7 +8789,7 @@
       </w:pPr>
       <w:r>
         <w:rPr>
-          <w:rFonts w:ascii="Georgia" w:hAnsi="Georgia"/>
+          <w:rFonts w:ascii="Times New Roman" w:hAnsi="Times New Roman"/>
           <w:sz w:val="20"/>
         </w:rPr>
         <w:t xml:space="preserve">5. </w:t>
@@ -8823,7 +8823,7 @@
       </w:pPr>
       <w:r>
         <w:rPr>
-          <w:rFonts w:ascii="Georgia" w:hAnsi="Georgia"/>
+          <w:rFonts w:ascii="Times New Roman" w:hAnsi="Times New Roman"/>
           <w:sz w:val="20"/>
         </w:rPr>
         <w:t xml:space="preserve">6. </w:t>
@@ -8857,7 +8857,7 @@
       </w:pPr>
       <w:r>
         <w:rPr>
-          <w:rFonts w:ascii="Georgia" w:hAnsi="Georgia"/>
+          <w:rFonts w:ascii="Times New Roman" w:hAnsi="Times New Roman"/>
           <w:sz w:val="20"/>
         </w:rPr>
         <w:t xml:space="preserve">7. </w:t>
@@ -8891,7 +8891,7 @@
       </w:pPr>
       <w:r>
         <w:rPr>
-          <w:rFonts w:ascii="Georgia" w:hAnsi="Georgia"/>
+          <w:rFonts w:ascii="Times New Roman" w:hAnsi="Times New Roman"/>
           <w:sz w:val="20"/>
         </w:rPr>
         <w:t xml:space="preserve">8. </w:t>
@@ -8925,7 +8925,7 @@
       </w:pPr>
       <w:r>
         <w:rPr>
-          <w:rFonts w:ascii="Georgia" w:hAnsi="Georgia"/>
+          <w:rFonts w:ascii="Times New Roman" w:hAnsi="Times New Roman"/>
           <w:sz w:val="20"/>
         </w:rPr>
         <w:t xml:space="preserve">9. </w:t>
@@ -8959,7 +8959,7 @@
       </w:pPr>
       <w:r>
         <w:rPr>
-          <w:rFonts w:ascii="Georgia" w:hAnsi="Georgia"/>
+          <w:rFonts w:ascii="Times New Roman" w:hAnsi="Times New Roman"/>
           <w:sz w:val="20"/>
         </w:rPr>
         <w:t xml:space="preserve">10. </w:t>
@@ -8993,7 +8993,7 @@
       </w:pPr>
       <w:r>
         <w:rPr>
-          <w:rFonts w:ascii="Georgia" w:hAnsi="Georgia"/>
+          <w:rFonts w:ascii="Times New Roman" w:hAnsi="Times New Roman"/>
           <w:sz w:val="20"/>
         </w:rPr>
         <w:t xml:space="preserve">11. </w:t>
@@ -9027,7 +9027,7 @@
       </w:pPr>
       <w:r>
         <w:rPr>
-          <w:rFonts w:ascii="Georgia" w:hAnsi="Georgia"/>
+          <w:rFonts w:ascii="Times New Roman" w:hAnsi="Times New Roman"/>
           <w:sz w:val="20"/>
         </w:rPr>
         <w:t xml:space="preserve">12. </w:t>
@@ -9061,7 +9061,7 @@
       </w:pPr>
       <w:r>
         <w:rPr>
-          <w:rFonts w:ascii="Georgia" w:hAnsi="Georgia"/>
+          <w:rFonts w:ascii="Times New Roman" w:hAnsi="Times New Roman"/>
           <w:sz w:val="20"/>
         </w:rPr>
         <w:t xml:space="preserve">13. </w:t>
@@ -9082,7 +9082,7 @@
       </w:pPr>
       <w:r>
         <w:rPr>
-          <w:rFonts w:ascii="Georgia" w:hAnsi="Georgia"/>
+          <w:rFonts w:ascii="Times New Roman" w:hAnsi="Times New Roman"/>
           <w:sz w:val="20"/>
         </w:rPr>
         <w:t xml:space="preserve">14. </w:t>
@@ -9116,7 +9116,7 @@
       </w:pPr>
       <w:r>
         <w:rPr>
-          <w:rFonts w:ascii="Georgia" w:hAnsi="Georgia"/>
+          <w:rFonts w:ascii="Times New Roman" w:hAnsi="Times New Roman"/>
           <w:sz w:val="20"/>
         </w:rPr>
         <w:t xml:space="preserve">15. </w:t>
@@ -9150,7 +9150,7 @@
       </w:pPr>
       <w:r>
         <w:rPr>
-          <w:rFonts w:ascii="Georgia" w:hAnsi="Georgia"/>
+          <w:rFonts w:ascii="Times New Roman" w:hAnsi="Times New Roman"/>
           <w:sz w:val="20"/>
         </w:rPr>
         <w:t xml:space="preserve">16. </w:t>
@@ -9184,7 +9184,7 @@
       </w:pPr>
       <w:r>
         <w:rPr>
-          <w:rFonts w:ascii="Georgia" w:hAnsi="Georgia"/>
+          <w:rFonts w:ascii="Times New Roman" w:hAnsi="Times New Roman"/>
           <w:sz w:val="20"/>
         </w:rPr>
         <w:t xml:space="preserve">17. </w:t>
@@ -9218,7 +9218,7 @@
       </w:pPr>
       <w:r>
         <w:rPr>
-          <w:rFonts w:ascii="Georgia" w:hAnsi="Georgia"/>
+          <w:rFonts w:ascii="Times New Roman" w:hAnsi="Times New Roman"/>
           <w:sz w:val="20"/>
         </w:rPr>
         <w:t xml:space="preserve">18. </w:t>
@@ -9252,7 +9252,7 @@
       </w:pPr>
       <w:r>
         <w:rPr>
-          <w:rFonts w:ascii="Georgia" w:hAnsi="Georgia"/>
+          <w:rFonts w:ascii="Times New Roman" w:hAnsi="Times New Roman"/>
           <w:sz w:val="20"/>
         </w:rPr>
         <w:t xml:space="preserve">19. </w:t>
@@ -9273,7 +9273,7 @@
       </w:pPr>
       <w:r>
         <w:rPr>
-          <w:rFonts w:ascii="Georgia" w:hAnsi="Georgia"/>
+          <w:rFonts w:ascii="Times New Roman" w:hAnsi="Times New Roman"/>
           <w:sz w:val="20"/>
         </w:rPr>
         <w:t xml:space="preserve">20. </w:t>
@@ -9307,7 +9307,7 @@
       </w:pPr>
       <w:r>
         <w:rPr>
-          <w:rFonts w:ascii="Georgia" w:hAnsi="Georgia"/>
+          <w:rFonts w:ascii="Times New Roman" w:hAnsi="Times New Roman"/>
           <w:sz w:val="20"/>
         </w:rPr>
         <w:t xml:space="preserve">21. </w:t>
@@ -9341,7 +9341,7 @@
       </w:pPr>
       <w:r>
         <w:rPr>
-          <w:rFonts w:ascii="Georgia" w:hAnsi="Georgia"/>
+          <w:rFonts w:ascii="Times New Roman" w:hAnsi="Times New Roman"/>
           <w:sz w:val="20"/>
         </w:rPr>
         <w:t xml:space="preserve">22. </w:t>
@@ -9375,7 +9375,7 @@
       </w:pPr>
       <w:r>
         <w:rPr>
-          <w:rFonts w:ascii="Georgia" w:hAnsi="Georgia"/>
+          <w:rFonts w:ascii="Times New Roman" w:hAnsi="Times New Roman"/>
           <w:sz w:val="20"/>
         </w:rPr>
         <w:t xml:space="preserve">23. </w:t>
@@ -9409,7 +9409,7 @@
       </w:pPr>
       <w:r>
         <w:rPr>
-          <w:rFonts w:ascii="Georgia" w:hAnsi="Georgia"/>
+          <w:rFonts w:ascii="Times New Roman" w:hAnsi="Times New Roman"/>
           <w:sz w:val="20"/>
         </w:rPr>
         <w:t xml:space="preserve">24. </w:t>
@@ -9443,7 +9443,7 @@
       </w:pPr>
       <w:r>
         <w:rPr>
-          <w:rFonts w:ascii="Georgia" w:hAnsi="Georgia"/>
+          <w:rFonts w:ascii="Times New Roman" w:hAnsi="Times New Roman"/>
           <w:sz w:val="20"/>
         </w:rPr>
         <w:t xml:space="preserve">25. </w:t>
@@ -9477,7 +9477,7 @@
       </w:pPr>
       <w:r>
         <w:rPr>
-          <w:rFonts w:ascii="Georgia" w:hAnsi="Georgia"/>
+          <w:rFonts w:ascii="Times New Roman" w:hAnsi="Times New Roman"/>
           <w:sz w:val="20"/>
         </w:rPr>
         <w:t xml:space="preserve">26. </w:t>
@@ -9511,7 +9511,7 @@
       </w:pPr>
       <w:r>
         <w:rPr>
-          <w:rFonts w:ascii="Georgia" w:hAnsi="Georgia"/>
+          <w:rFonts w:ascii="Times New Roman" w:hAnsi="Times New Roman"/>
           <w:sz w:val="20"/>
         </w:rPr>
         <w:t xml:space="preserve">27. </w:t>
@@ -9545,7 +9545,7 @@
       </w:pPr>
       <w:r>
         <w:rPr>
-          <w:rFonts w:ascii="Georgia" w:hAnsi="Georgia"/>
+          <w:rFonts w:ascii="Times New Roman" w:hAnsi="Times New Roman"/>
           <w:sz w:val="20"/>
         </w:rPr>
         <w:t xml:space="preserve">28. </w:t>
@@ -9579,7 +9579,7 @@
       </w:pPr>
       <w:r>
         <w:rPr>
-          <w:rFonts w:ascii="Georgia" w:hAnsi="Georgia"/>
+          <w:rFonts w:ascii="Times New Roman" w:hAnsi="Times New Roman"/>
           <w:sz w:val="20"/>
         </w:rPr>
         <w:t xml:space="preserve">29. </w:t>
@@ -9613,7 +9613,7 @@
       </w:pPr>
       <w:r>
         <w:rPr>
-          <w:rFonts w:ascii="Georgia" w:hAnsi="Georgia"/>
+          <w:rFonts w:ascii="Times New Roman" w:hAnsi="Times New Roman"/>
           <w:sz w:val="20"/>
         </w:rPr>
         <w:t xml:space="preserve">30. </w:t>
@@ -9647,7 +9647,7 @@
       </w:pPr>
       <w:r>
         <w:rPr>
-          <w:rFonts w:ascii="Georgia" w:hAnsi="Georgia"/>
+          <w:rFonts w:ascii="Times New Roman" w:hAnsi="Times New Roman"/>
           <w:sz w:val="20"/>
         </w:rPr>
         <w:t xml:space="preserve">31. </w:t>
@@ -9681,7 +9681,7 @@
       </w:pPr>
       <w:r>
         <w:rPr>
-          <w:rFonts w:ascii="Georgia" w:hAnsi="Georgia"/>
+          <w:rFonts w:ascii="Times New Roman" w:hAnsi="Times New Roman"/>
           <w:sz w:val="20"/>
         </w:rPr>
         <w:t xml:space="preserve">32. </w:t>
@@ -9715,7 +9715,7 @@
       </w:pPr>
       <w:r>
         <w:rPr>
-          <w:rFonts w:ascii="Georgia" w:hAnsi="Georgia"/>
+          <w:rFonts w:ascii="Times New Roman" w:hAnsi="Times New Roman"/>
           <w:sz w:val="20"/>
         </w:rPr>
         <w:t xml:space="preserve">33. </w:t>
@@ -9749,7 +9749,7 @@
       </w:pPr>
       <w:r>
         <w:rPr>
-          <w:rFonts w:ascii="Georgia" w:hAnsi="Georgia"/>
+          <w:rFonts w:ascii="Times New Roman" w:hAnsi="Times New Roman"/>
           <w:sz w:val="20"/>
         </w:rPr>
         <w:t xml:space="preserve">34. </w:t>
@@ -9783,7 +9783,7 @@
       </w:pPr>
       <w:r>
         <w:rPr>
-          <w:rFonts w:ascii="Georgia" w:hAnsi="Georgia"/>
+          <w:rFonts w:ascii="Times New Roman" w:hAnsi="Times New Roman"/>
           <w:sz w:val="20"/>
         </w:rPr>
         <w:t xml:space="preserve">35. </w:t>
@@ -9817,7 +9817,7 @@
       </w:pPr>
       <w:r>
         <w:rPr>
-          <w:rFonts w:ascii="Georgia" w:hAnsi="Georgia"/>
+          <w:rFonts w:ascii="Times New Roman" w:hAnsi="Times New Roman"/>
           <w:sz w:val="20"/>
         </w:rPr>
         <w:t xml:space="preserve">36. </w:t>
@@ -9851,7 +9851,7 @@
       </w:pPr>
       <w:r>
         <w:rPr>
-          <w:rFonts w:ascii="Georgia" w:hAnsi="Georgia"/>
+          <w:rFonts w:ascii="Times New Roman" w:hAnsi="Times New Roman"/>
           <w:sz w:val="20"/>
         </w:rPr>
         <w:t xml:space="preserve">37. </w:t>
@@ -9885,7 +9885,7 @@
       </w:pPr>
       <w:r>
         <w:rPr>
-          <w:rFonts w:ascii="Georgia" w:hAnsi="Georgia"/>
+          <w:rFonts w:ascii="Times New Roman" w:hAnsi="Times New Roman"/>
           <w:sz w:val="20"/>
         </w:rPr>
         <w:t xml:space="preserve">38. </w:t>
@@ -9919,7 +9919,7 @@
       </w:pPr>
       <w:r>
         <w:rPr>
-          <w:rFonts w:ascii="Georgia" w:hAnsi="Georgia"/>
+          <w:rFonts w:ascii="Times New Roman" w:hAnsi="Times New Roman"/>
           <w:sz w:val="20"/>
         </w:rPr>
         <w:t xml:space="preserve">39. </w:t>
@@ -9953,7 +9953,7 @@
       </w:pPr>
       <w:r>
         <w:rPr>
-          <w:rFonts w:ascii="Georgia" w:hAnsi="Georgia"/>
+          <w:rFonts w:ascii="Times New Roman" w:hAnsi="Times New Roman"/>
           <w:sz w:val="20"/>
         </w:rPr>
         <w:t xml:space="preserve">40. </w:t>
@@ -9987,7 +9987,7 @@
       </w:pPr>
       <w:r>
         <w:rPr>
-          <w:rFonts w:ascii="Georgia" w:hAnsi="Georgia"/>
+          <w:rFonts w:ascii="Times New Roman" w:hAnsi="Times New Roman"/>
           <w:sz w:val="20"/>
         </w:rPr>
         <w:t xml:space="preserve">41. </w:t>
@@ -10021,7 +10021,7 @@
       </w:pPr>
       <w:r>
         <w:rPr>
-          <w:rFonts w:ascii="Georgia" w:hAnsi="Georgia"/>
+          <w:rFonts w:ascii="Times New Roman" w:hAnsi="Times New Roman"/>
           <w:sz w:val="20"/>
         </w:rPr>
         <w:t xml:space="preserve">42. </w:t>
@@ -10055,7 +10055,7 @@
       </w:pPr>
       <w:r>
         <w:rPr>
-          <w:rFonts w:ascii="Georgia" w:hAnsi="Georgia"/>
+          <w:rFonts w:ascii="Times New Roman" w:hAnsi="Times New Roman"/>
           <w:sz w:val="20"/>
         </w:rPr>
         <w:t xml:space="preserve">43. </w:t>
@@ -10089,7 +10089,7 @@
       </w:pPr>
       <w:r>
         <w:rPr>
-          <w:rFonts w:ascii="Georgia" w:hAnsi="Georgia"/>
+          <w:rFonts w:ascii="Times New Roman" w:hAnsi="Times New Roman"/>
           <w:sz w:val="20"/>
         </w:rPr>
         <w:t xml:space="preserve">44. </w:t>
@@ -10123,7 +10123,7 @@
       </w:pPr>
       <w:r>
         <w:rPr>
-          <w:rFonts w:ascii="Georgia" w:hAnsi="Georgia"/>
+          <w:rFonts w:ascii="Times New Roman" w:hAnsi="Times New Roman"/>
           <w:sz w:val="20"/>
         </w:rPr>
         <w:t xml:space="preserve">45. </w:t>
@@ -10157,7 +10157,7 @@
       </w:pPr>
       <w:r>
         <w:rPr>
-          <w:rFonts w:ascii="Georgia" w:hAnsi="Georgia"/>
+          <w:rFonts w:ascii="Times New Roman" w:hAnsi="Times New Roman"/>
           <w:sz w:val="20"/>
         </w:rPr>
         <w:t xml:space="preserve">46. </w:t>
@@ -10191,7 +10191,7 @@
       </w:pPr>
       <w:r>
         <w:rPr>
-          <w:rFonts w:ascii="Georgia" w:hAnsi="Georgia"/>
+          <w:rFonts w:ascii="Times New Roman" w:hAnsi="Times New Roman"/>
           <w:sz w:val="20"/>
         </w:rPr>
         <w:t xml:space="preserve">47. </w:t>
@@ -10212,7 +10212,7 @@
       </w:pPr>
       <w:r>
         <w:rPr>
-          <w:rFonts w:ascii="Georgia" w:hAnsi="Georgia"/>
+          <w:rFonts w:ascii="Times New Roman" w:hAnsi="Times New Roman"/>
           <w:sz w:val="20"/>
         </w:rPr>
         <w:t xml:space="preserve">48. </w:t>
@@ -10246,7 +10246,7 @@
       </w:pPr>
       <w:r>
         <w:rPr>
-          <w:rFonts w:ascii="Georgia" w:hAnsi="Georgia"/>
+          <w:rFonts w:ascii="Times New Roman" w:hAnsi="Times New Roman"/>
           <w:sz w:val="20"/>
         </w:rPr>
         <w:t xml:space="preserve">49. </w:t>
@@ -10280,7 +10280,7 @@
       </w:pPr>
       <w:r>
         <w:rPr>
-          <w:rFonts w:ascii="Georgia" w:hAnsi="Georgia"/>
+          <w:rFonts w:ascii="Times New Roman" w:hAnsi="Times New Roman"/>
           <w:sz w:val="20"/>
         </w:rPr>
         <w:t xml:space="preserve">50. </w:t>
@@ -10314,7 +10314,7 @@
       </w:pPr>
       <w:r>
         <w:rPr>
-          <w:rFonts w:ascii="Georgia" w:hAnsi="Georgia"/>
+          <w:rFonts w:ascii="Times New Roman" w:hAnsi="Times New Roman"/>
           <w:sz w:val="20"/>
         </w:rPr>
         <w:t xml:space="preserve">51. </w:t>
@@ -10348,7 +10348,7 @@
       </w:pPr>
       <w:r>
         <w:rPr>
-          <w:rFonts w:ascii="Georgia" w:hAnsi="Georgia"/>
+          <w:rFonts w:ascii="Times New Roman" w:hAnsi="Times New Roman"/>
           <w:sz w:val="20"/>
         </w:rPr>
         <w:t xml:space="preserve">52. </w:t>
@@ -10382,7 +10382,7 @@
       </w:pPr>
       <w:r>
         <w:rPr>
-          <w:rFonts w:ascii="Georgia" w:hAnsi="Georgia"/>
+          <w:rFonts w:ascii="Times New Roman" w:hAnsi="Times New Roman"/>
           <w:sz w:val="20"/>
         </w:rPr>
         <w:t xml:space="preserve">53. </w:t>
@@ -10416,7 +10416,7 @@
       </w:pPr>
       <w:r>
         <w:rPr>
-          <w:rFonts w:ascii="Georgia" w:hAnsi="Georgia"/>
+          <w:rFonts w:ascii="Times New Roman" w:hAnsi="Times New Roman"/>
           <w:sz w:val="20"/>
         </w:rPr>
         <w:t xml:space="preserve">54. </w:t>
@@ -10450,7 +10450,7 @@
       </w:pPr>
       <w:r>
         <w:rPr>
-          <w:rFonts w:ascii="Georgia" w:hAnsi="Georgia"/>
+          <w:rFonts w:ascii="Times New Roman" w:hAnsi="Times New Roman"/>
           <w:sz w:val="20"/>
         </w:rPr>
         <w:t xml:space="preserve">55. </w:t>
@@ -10484,7 +10484,7 @@
       </w:pPr>
       <w:r>
         <w:rPr>
-          <w:rFonts w:ascii="Georgia" w:hAnsi="Georgia"/>
+          <w:rFonts w:ascii="Times New Roman" w:hAnsi="Times New Roman"/>
           <w:sz w:val="20"/>
         </w:rPr>
         <w:t xml:space="preserve">56. </w:t>
@@ -10518,7 +10518,7 @@
       </w:pPr>
       <w:r>
         <w:rPr>
-          <w:rFonts w:ascii="Georgia" w:hAnsi="Georgia"/>
+          <w:rFonts w:ascii="Times New Roman" w:hAnsi="Times New Roman"/>
           <w:sz w:val="20"/>
         </w:rPr>
         <w:t xml:space="preserve">57. </w:t>
@@ -10539,7 +10539,7 @@
       </w:pPr>
       <w:r>
         <w:rPr>
-          <w:rFonts w:ascii="Georgia" w:hAnsi="Georgia"/>
+          <w:rFonts w:ascii="Times New Roman" w:hAnsi="Times New Roman"/>
           <w:sz w:val="20"/>
         </w:rPr>
         <w:t xml:space="preserve">58. </w:t>
@@ -10573,7 +10573,7 @@
       </w:pPr>
       <w:r>
         <w:rPr>
-          <w:rFonts w:ascii="Georgia" w:hAnsi="Georgia"/>
+          <w:rFonts w:ascii="Times New Roman" w:hAnsi="Times New Roman"/>
           <w:sz w:val="20"/>
         </w:rPr>
         <w:t xml:space="preserve">59. </w:t>
@@ -10594,7 +10594,7 @@
       </w:pPr>
       <w:r>
         <w:rPr>
-          <w:rFonts w:ascii="Georgia" w:hAnsi="Georgia"/>
+          <w:rFonts w:ascii="Times New Roman" w:hAnsi="Times New Roman"/>
           <w:sz w:val="20"/>
         </w:rPr>
         <w:t xml:space="preserve">60. </w:t>
@@ -10631,7 +10631,7 @@
       </w:pPr>
       <w:r>
         <w:rPr>
-          <w:rFonts w:ascii="Georgia" w:hAnsi="Georgia"/>
+          <w:rFonts w:ascii="Times New Roman" w:hAnsi="Times New Roman"/>
           <w:sz w:val="20"/>
         </w:rPr>
         <w:t xml:space="preserve">61. </w:t>
@@ -10665,7 +10665,7 @@
       </w:pPr>
       <w:r>
         <w:rPr>
-          <w:rFonts w:ascii="Georgia" w:hAnsi="Georgia"/>
+          <w:rFonts w:ascii="Times New Roman" w:hAnsi="Times New Roman"/>
           <w:sz w:val="20"/>
         </w:rPr>
         <w:t xml:space="preserve">62. </w:t>
@@ -10699,7 +10699,7 @@
       </w:pPr>
       <w:r>
         <w:rPr>
-          <w:rFonts w:ascii="Georgia" w:hAnsi="Georgia"/>
+          <w:rFonts w:ascii="Times New Roman" w:hAnsi="Times New Roman"/>
           <w:sz w:val="20"/>
         </w:rPr>
         <w:t xml:space="preserve">63. </w:t>
@@ -10733,7 +10733,7 @@
       </w:pPr>
       <w:r>
         <w:rPr>
-          <w:rFonts w:ascii="Georgia" w:hAnsi="Georgia"/>
+          <w:rFonts w:ascii="Times New Roman" w:hAnsi="Times New Roman"/>
           <w:sz w:val="20"/>
         </w:rPr>
         <w:t xml:space="preserve">64. </w:t>
@@ -10767,7 +10767,7 @@
       </w:pPr>
       <w:r>
         <w:rPr>
-          <w:rFonts w:ascii="Georgia" w:hAnsi="Georgia"/>
+          <w:rFonts w:ascii="Times New Roman" w:hAnsi="Times New Roman"/>
           <w:sz w:val="20"/>
         </w:rPr>
         <w:t xml:space="preserve">65. </w:t>
@@ -10801,7 +10801,7 @@
       </w:pPr>
       <w:r>
         <w:rPr>
-          <w:rFonts w:ascii="Georgia" w:hAnsi="Georgia"/>
+          <w:rFonts w:ascii="Times New Roman" w:hAnsi="Times New Roman"/>
           <w:sz w:val="20"/>
         </w:rPr>
         <w:t xml:space="preserve">66. </w:t>
@@ -10850,7 +10850,7 @@
     </w:pPr>
     <w:r>
       <w:rPr>
-        <w:rFonts w:ascii="Georgia" w:hAnsi="Georgia"/>
+        <w:rFonts w:ascii="Times New Roman" w:hAnsi="Times New Roman"/>
         <w:sz w:val="20"/>
       </w:rPr>
       <w:fldChar w:fldCharType="begin"/>
@@ -11553,13 +11553,13 @@
     <w:rsid w:val="00FC693F"/>
     <w:pPr>
       <w:keepNext w:val="0"/>
-      <w:spacing w:after="0" w:before="0" w:line="360" w:lineRule="auto"/>
+      <w:spacing w:after="0" w:before="0" w:line="480" w:lineRule="auto"/>
     </w:pPr>
     <w:rPr>
-      <w:rFonts w:ascii="Georgia" w:hAnsi="Georgia"/>
+      <w:rFonts w:ascii="Times New Roman" w:hAnsi="Times New Roman"/>
       <w:b w:val="0"/>
       <w:i w:val="0"/>
-      <w:sz w:val="22"/>
+      <w:sz w:val="24"/>
     </w:rPr>
   </w:style>
   <w:style w:styleId="Header" w:type="paragraph">
@@ -11621,7 +11621,7 @@
       <w:outlineLvl w:val="0"/>
     </w:pPr>
     <w:rPr>
-      <w:rFonts w:ascii="Georgia" w:asciiTheme="majorHAnsi" w:cstheme="majorBidi" w:eastAsiaTheme="majorEastAsia" w:hAnsi="Georgia" w:hAnsiTheme="majorHAnsi"/>
+      <w:rFonts w:ascii="Times New Roman" w:asciiTheme="majorHAnsi" w:cstheme="majorBidi" w:eastAsiaTheme="majorEastAsia" w:hAnsi="Times New Roman" w:hAnsiTheme="majorHAnsi"/>
       <w:b/>
       <w:bCs/>
       <w:i w:val="0"/>
@@ -11646,7 +11646,7 @@
       <w:outlineLvl w:val="1"/>
     </w:pPr>
     <w:rPr>
-      <w:rFonts w:ascii="Georgia" w:asciiTheme="majorHAnsi" w:cstheme="majorBidi" w:eastAsiaTheme="majorEastAsia" w:hAnsi="Georgia" w:hAnsiTheme="majorHAnsi"/>
+      <w:rFonts w:ascii="Times New Roman" w:asciiTheme="majorHAnsi" w:cstheme="majorBidi" w:eastAsiaTheme="majorEastAsia" w:hAnsi="Times New Roman" w:hAnsiTheme="majorHAnsi"/>
       <w:b/>
       <w:bCs/>
       <w:i w:val="0"/>
@@ -11671,7 +11671,7 @@
       <w:outlineLvl w:val="2"/>
     </w:pPr>
     <w:rPr>
-      <w:rFonts w:ascii="Georgia" w:asciiTheme="majorHAnsi" w:cstheme="majorBidi" w:eastAsiaTheme="majorEastAsia" w:hAnsi="Georgia" w:hAnsiTheme="majorHAnsi"/>
+      <w:rFonts w:ascii="Times New Roman" w:asciiTheme="majorHAnsi" w:cstheme="majorBidi" w:eastAsiaTheme="majorEastAsia" w:hAnsi="Times New Roman" w:hAnsiTheme="majorHAnsi"/>
       <w:b/>
       <w:bCs/>
       <w:i w:val="0"/>
@@ -11916,7 +11916,7 @@
       <w:jc w:val="center"/>
     </w:pPr>
     <w:rPr>
-      <w:rFonts w:ascii="Georgia" w:asciiTheme="majorHAnsi" w:cstheme="majorBidi" w:eastAsiaTheme="majorEastAsia" w:hAnsi="Georgia" w:hAnsiTheme="majorHAnsi"/>
+      <w:rFonts w:ascii="Times New Roman" w:asciiTheme="majorHAnsi" w:cstheme="majorBidi" w:eastAsiaTheme="majorEastAsia" w:hAnsi="Times New Roman" w:hAnsiTheme="majorHAnsi"/>
       <w:b/>
       <w:i w:val="0"/>
       <w:color w:themeColor="text2" w:themeShade="BF" w:val="17365D"/>
@@ -11958,7 +11958,7 @@
       <w:jc w:val="center"/>
     </w:pPr>
     <w:rPr>
-      <w:rFonts w:ascii="Georgia" w:asciiTheme="majorHAnsi" w:cstheme="majorBidi" w:eastAsiaTheme="majorEastAsia" w:hAnsi="Georgia" w:hAnsiTheme="majorHAnsi"/>
+      <w:rFonts w:ascii="Times New Roman" w:asciiTheme="majorHAnsi" w:cstheme="majorBidi" w:eastAsiaTheme="majorEastAsia" w:hAnsi="Times New Roman" w:hAnsiTheme="majorHAnsi"/>
       <w:b w:val="0"/>
       <w:i w:val="0"/>
       <w:iCs/>
@@ -12004,15 +12004,15 @@
     <w:rsid w:val="00AA1D8D"/>
     <w:pPr>
       <w:keepNext w:val="0"/>
-      <w:spacing w:after="0" w:before="0" w:line="360" w:lineRule="auto"/>
+      <w:spacing w:after="0" w:before="0" w:line="480" w:lineRule="auto"/>
       <w:ind w:firstLine="720"/>
       <w:jc w:val="both"/>
     </w:pPr>
     <w:rPr>
-      <w:rFonts w:ascii="Georgia" w:hAnsi="Georgia"/>
+      <w:rFonts w:ascii="Times New Roman" w:hAnsi="Times New Roman"/>
       <w:b w:val="0"/>
       <w:i w:val="0"/>
-      <w:sz w:val="22"/>
+      <w:sz w:val="24"/>
     </w:rPr>
   </w:style>
   <w:style w:customStyle="1" w:styleId="BodyTextChar" w:type="character">
@@ -23270,15 +23270,15 @@
     <w:basedOn w:val="BodyText"/>
     <w:pPr>
       <w:keepNext w:val="0"/>
-      <w:spacing w:after="0" w:before="0" w:line="360" w:lineRule="auto"/>
+      <w:spacing w:after="0" w:before="0" w:line="480" w:lineRule="auto"/>
       <w:ind w:firstLine="0"/>
       <w:jc w:val="both"/>
     </w:pPr>
     <w:rPr>
-      <w:rFonts w:ascii="Georgia" w:hAnsi="Georgia"/>
+      <w:rFonts w:ascii="Times New Roman" w:hAnsi="Times New Roman"/>
       <w:b w:val="0"/>
       <w:i w:val="0"/>
-      <w:sz w:val="22"/>
+      <w:sz w:val="24"/>
     </w:rPr>
   </w:style>
   <w:style w:customStyle="1" w:styleId="Compact" w:type="paragraph">
@@ -23291,10 +23291,10 @@
       <w:jc w:val="both"/>
     </w:pPr>
     <w:rPr>
-      <w:rFonts w:ascii="Georgia" w:hAnsi="Georgia"/>
+      <w:rFonts w:ascii="Times New Roman" w:hAnsi="Times New Roman"/>
       <w:b w:val="0"/>
       <w:i w:val="0"/>
-      <w:sz w:val="22"/>
+      <w:sz w:val="24"/>
     </w:rPr>
   </w:style>
   <w:style w:customStyle="1" w:styleId="AbstractLabel" w:type="paragraph">
@@ -23307,10 +23307,10 @@
       <w:jc w:val="center"/>
     </w:pPr>
     <w:rPr>
-      <w:rFonts w:ascii="Georgia" w:hAnsi="Georgia"/>
+      <w:rFonts w:ascii="Times New Roman" w:hAnsi="Times New Roman"/>
       <w:b/>
       <w:i w:val="0"/>
-      <w:sz w:val="22"/>
+      <w:sz w:val="24"/>
     </w:rPr>
   </w:style>
   <w:style w:customStyle="1" w:styleId="Keywords" w:type="paragraph">
@@ -23323,10 +23323,10 @@
       <w:jc w:val="both"/>
     </w:pPr>
     <w:rPr>
-      <w:rFonts w:ascii="Georgia" w:hAnsi="Georgia"/>
+      <w:rFonts w:ascii="Times New Roman" w:hAnsi="Times New Roman"/>
       <w:b w:val="0"/>
       <w:i w:val="0"/>
-      <w:sz w:val="22"/>
+      <w:sz w:val="24"/>
     </w:rPr>
   </w:style>
   <w:style w:customStyle="1" w:styleId="ImageCaption" w:type="paragraph">
@@ -23338,7 +23338,7 @@
       <w:jc w:val="center"/>
     </w:pPr>
     <w:rPr>
-      <w:rFonts w:ascii="Georgia" w:hAnsi="Georgia"/>
+      <w:rFonts w:ascii="Times New Roman" w:hAnsi="Times New Roman"/>
       <w:b w:val="0"/>
       <w:i/>
       <w:sz w:val="20"/>
@@ -23353,7 +23353,7 @@
       <w:jc w:val="center"/>
     </w:pPr>
     <w:rPr>
-      <w:rFonts w:ascii="Georgia" w:hAnsi="Georgia"/>
+      <w:rFonts w:ascii="Times New Roman" w:hAnsi="Times New Roman"/>
       <w:b w:val="0"/>
       <w:i/>
       <w:sz w:val="20"/>
@@ -23367,7 +23367,7 @@
       <w:spacing w:after="120" w:before="240"/>
     </w:pPr>
     <w:rPr>
-      <w:rFonts w:ascii="Georgia" w:hAnsi="Georgia"/>
+      <w:rFonts w:ascii="Times New Roman" w:hAnsi="Times New Roman"/>
       <w:b/>
       <w:i w:val="0"/>
       <w:sz w:val="28"/>
@@ -23383,7 +23383,7 @@
       <w:jc w:val="left"/>
     </w:pPr>
     <w:rPr>
-      <w:rFonts w:ascii="Georgia" w:hAnsi="Georgia"/>
+      <w:rFonts w:ascii="Times New Roman" w:hAnsi="Times New Roman"/>
       <w:b w:val="0"/>
       <w:i w:val="0"/>
       <w:sz w:val="20"/>
